--- a/插件详细手册/0.基本定义/界面.docx
+++ b/插件详细手册/0.基本定义/界面.docx
@@ -1,10 +1,13 @@
 
 <file path=word/document.xml><?xml version="1.0" encoding="utf-8"?>
-<w:document xmlns:wpc="http://schemas.microsoft.com/office/word/2010/wordprocessingCanvas" xmlns:cx="http://schemas.microsoft.com/office/drawing/2014/chartex" xmlns:cx1="http://schemas.microsoft.com/office/drawing/2015/9/8/chartex" xmlns:cx2="http://schemas.microsoft.com/office/drawing/2015/10/21/chartex" xmlns:cx3="http://schemas.microsoft.com/office/drawing/2016/5/9/chartex" xmlns:cx4="http://schemas.microsoft.com/office/drawing/2016/5/10/chartex" xmlns:cx5="http://schemas.microsoft.com/office/drawing/2016/5/11/chartex" xmlns:cx6="http://schemas.microsoft.com/office/drawing/2016/5/12/chartex" xmlns:cx7="http://schemas.microsoft.com/office/drawing/2016/5/13/chartex" xmlns:cx8="http://schemas.microsoft.com/office/drawing/2016/5/14/chartex" xmlns:mc="http://schemas.openxmlformats.org/markup-compatibility/2006" xmlns:aink="http://schemas.microsoft.com/office/drawing/2016/ink" xmlns:am3d="http://schemas.microsoft.com/office/drawing/2017/model3d" xmlns:o="urn:schemas-microsoft-com:office:office" xmlns:oel="http://schemas.microsoft.com/office/2019/extlst" xmlns:r="http://schemas.openxmlformats.org/officeDocument/2006/relationships" xmlns:m="http://schemas.openxmlformats.org/officeDocument/2006/math" xmlns:v="urn:schemas-microsoft-com:vml" xmlns:wp14="http://schemas.microsoft.com/office/word/2010/wordprocessingDrawing" xmlns:wp="http://schemas.openxmlformats.org/drawingml/2006/wordprocessingDrawing" xmlns:w10="urn:schemas-microsoft-com:office:word" xmlns:w="http://schemas.openxmlformats.org/wordprocessingml/2006/main" xmlns:w14="http://schemas.microsoft.com/office/word/2010/wordml" xmlns:w15="http://schemas.microsoft.com/office/word/2012/wordml" xmlns:w16cex="http://schemas.microsoft.com/office/word/2018/wordml/cex" xmlns:w16cid="http://schemas.microsoft.com/office/word/2016/wordml/cid" xmlns:w16="http://schemas.microsoft.com/office/word/2018/wordml" xmlns:w16du="http://schemas.microsoft.com/office/word/2023/wordml/word16du" xmlns:w16sdtdh="http://schemas.microsoft.com/office/word/2020/wordml/sdtdatahash" xmlns:w16se="http://schemas.microsoft.com/office/word/2015/wordml/symex" xmlns:wpg="http://schemas.microsoft.com/office/word/2010/wordprocessingGroup" xmlns:wpi="http://schemas.microsoft.com/office/word/2010/wordprocessingInk" xmlns:wne="http://schemas.microsoft.com/office/word/2006/wordml" xmlns:wps="http://schemas.microsoft.com/office/word/2010/wordprocessingShape" mc:Ignorable="w14 w15 w16se w16cid w16 w16cex w16sdtdh w16du wp14">
+<w:document xmlns:wpc="http://schemas.microsoft.com/office/word/2010/wordprocessingCanvas" xmlns:cx="http://schemas.microsoft.com/office/drawing/2014/chartex" xmlns:cx1="http://schemas.microsoft.com/office/drawing/2015/9/8/chartex" xmlns:cx2="http://schemas.microsoft.com/office/drawing/2015/10/21/chartex" xmlns:cx3="http://schemas.microsoft.com/office/drawing/2016/5/9/chartex" xmlns:cx4="http://schemas.microsoft.com/office/drawing/2016/5/10/chartex" xmlns:cx5="http://schemas.microsoft.com/office/drawing/2016/5/11/chartex" xmlns:cx6="http://schemas.microsoft.com/office/drawing/2016/5/12/chartex" xmlns:cx7="http://schemas.microsoft.com/office/drawing/2016/5/13/chartex" xmlns:cx8="http://schemas.microsoft.com/office/drawing/2016/5/14/chartex" xmlns:mc="http://schemas.openxmlformats.org/markup-compatibility/2006" xmlns:aink="http://schemas.microsoft.com/office/drawing/2016/ink" xmlns:am3d="http://schemas.microsoft.com/office/drawing/2017/model3d" xmlns:o="urn:schemas-microsoft-com:office:office" xmlns:oel="http://schemas.microsoft.com/office/2019/extlst" xmlns:r="http://schemas.openxmlformats.org/officeDocument/2006/relationships" xmlns:m="http://schemas.openxmlformats.org/officeDocument/2006/math" xmlns:v="urn:schemas-microsoft-com:vml" xmlns:wp14="http://schemas.microsoft.com/office/word/2010/wordprocessingDrawing" xmlns:wp="http://schemas.openxmlformats.org/drawingml/2006/wordprocessingDrawing" xmlns:w10="urn:schemas-microsoft-com:office:word" xmlns:w="http://schemas.openxmlformats.org/wordprocessingml/2006/main" xmlns:w14="http://schemas.microsoft.com/office/word/2010/wordml" xmlns:w15="http://schemas.microsoft.com/office/word/2012/wordml" xmlns:w16cex="http://schemas.microsoft.com/office/word/2018/wordml/cex" xmlns:w16cid="http://schemas.microsoft.com/office/word/2016/wordml/cid" xmlns:w16="http://schemas.microsoft.com/office/word/2018/wordml" xmlns:w16du="http://schemas.microsoft.com/office/word/2023/wordml/word16du" xmlns:w16sdtdh="http://schemas.microsoft.com/office/word/2020/wordml/sdtdatahash" xmlns:w16sdtfl="http://schemas.microsoft.com/office/word/2024/wordml/sdtformatlock" xmlns:w16se="http://schemas.microsoft.com/office/word/2015/wordml/symex" xmlns:wpg="http://schemas.microsoft.com/office/word/2010/wordprocessingGroup" xmlns:wpi="http://schemas.microsoft.com/office/word/2010/wordprocessingInk" xmlns:wne="http://schemas.microsoft.com/office/word/2006/wordml" xmlns:wps="http://schemas.microsoft.com/office/word/2010/wordprocessingShape" mc:Ignorable="w14 w15 w16se w16cid w16 w16cex w16sdtdh w16sdtfl w16du wp14">
   <w:body>
     <w:p>
       <w:pPr>
         <w:pStyle w:val="2"/>
+        <w:rPr>
+          <w:rFonts w:hint="eastAsia"/>
+        </w:rPr>
       </w:pPr>
       <w:r>
         <w:rPr>
@@ -18,14 +21,15 @@
         <w:pStyle w:val="3"/>
         <w:spacing w:before="240" w:after="120" w:line="415" w:lineRule="auto"/>
         <w:rPr>
-          <w:sz w:val="28"/>
-        </w:rPr>
-      </w:pPr>
-      <w:r>
-        <w:rPr>
           <w:rFonts w:hint="eastAsia"/>
           <w:sz w:val="28"/>
         </w:rPr>
+      </w:pPr>
+      <w:r>
+        <w:rPr>
+          <w:rFonts w:hint="eastAsia"/>
+          <w:sz w:val="28"/>
+        </w:rPr>
         <w:t>定义</w:t>
       </w:r>
     </w:p>
@@ -125,6 +129,7 @@
         <w:pStyle w:val="3"/>
         <w:spacing w:before="240" w:after="120" w:line="415" w:lineRule="auto"/>
         <w:rPr>
+          <w:rFonts w:hint="eastAsia"/>
           <w:sz w:val="28"/>
         </w:rPr>
       </w:pPr>
@@ -300,7 +305,7 @@
         <w:widowControl/>
         <w:jc w:val="center"/>
         <w:rPr>
-          <w:rFonts w:ascii="宋体" w:eastAsia="宋体" w:hAnsi="宋体" w:cs="宋体"/>
+          <w:rFonts w:ascii="宋体" w:eastAsia="宋体" w:hAnsi="宋体" w:cs="宋体" w:hint="eastAsia"/>
           <w:kern w:val="0"/>
           <w:sz w:val="24"/>
           <w:szCs w:val="24"/>
@@ -574,10 +579,10 @@
             <v:path o:extrusionok="f" gradientshapeok="t" o:connecttype="rect"/>
             <o:lock v:ext="edit" aspectratio="t"/>
           </v:shapetype>
-          <v:shape id="_x0000_i1025" type="#_x0000_t75" style="width:223.8pt;height:226.2pt" o:ole="">
+          <v:shape id="_x0000_i1025" type="#_x0000_t75" style="width:223.8pt;height:226.8pt" o:ole="">
             <v:imagedata r:id="rId8" o:title=""/>
           </v:shape>
-          <o:OLEObject Type="Embed" ProgID="Visio.Drawing.15" ShapeID="_x0000_i1025" DrawAspect="Content" ObjectID="_1781762334" r:id="rId9"/>
+          <o:OLEObject Type="Embed" ProgID="Visio.Drawing.15" ShapeID="_x0000_i1025" DrawAspect="Content" ObjectID="_1818690720" r:id="rId9"/>
         </w:object>
       </w:r>
     </w:p>
@@ -751,7 +756,7 @@
           <v:shape id="_x0000_i1026" type="#_x0000_t75" style="width:414.6pt;height:124.2pt" o:ole="">
             <v:imagedata r:id="rId10" o:title=""/>
           </v:shape>
-          <o:OLEObject Type="Embed" ProgID="Visio.Drawing.15" ShapeID="_x0000_i1026" DrawAspect="Content" ObjectID="_1781762335" r:id="rId11"/>
+          <o:OLEObject Type="Embed" ProgID="Visio.Drawing.15" ShapeID="_x0000_i1026" DrawAspect="Content" ObjectID="_1818690721" r:id="rId11"/>
         </w:object>
       </w:r>
     </w:p>
@@ -759,6 +764,9 @@
       <w:pPr>
         <w:widowControl/>
         <w:jc w:val="left"/>
+        <w:rPr>
+          <w:rFonts w:hint="eastAsia"/>
+        </w:rPr>
       </w:pPr>
       <w:r>
         <w:br w:type="page"/>
@@ -767,6 +775,9 @@
     <w:p>
       <w:pPr>
         <w:pStyle w:val="2"/>
+        <w:rPr>
+          <w:rFonts w:hint="eastAsia"/>
+        </w:rPr>
       </w:pPr>
       <w:r>
         <w:rPr>
@@ -781,6 +792,7 @@
         <w:pStyle w:val="3"/>
         <w:spacing w:before="240" w:after="120" w:line="415" w:lineRule="auto"/>
         <w:rPr>
+          <w:rFonts w:hint="eastAsia"/>
           <w:sz w:val="28"/>
         </w:rPr>
       </w:pPr>
@@ -798,7 +810,7 @@
         <w:snapToGrid w:val="0"/>
         <w:spacing w:before="120" w:after="120" w:line="240" w:lineRule="auto"/>
         <w:rPr>
-          <w:rFonts w:ascii="微软雅黑" w:eastAsia="微软雅黑" w:hAnsi="微软雅黑"/>
+          <w:rFonts w:ascii="微软雅黑" w:eastAsia="微软雅黑" w:hAnsi="微软雅黑" w:hint="eastAsia"/>
           <w:sz w:val="22"/>
           <w:szCs w:val="22"/>
         </w:rPr>
@@ -870,13 +882,16 @@
         <w:snapToGrid w:val="0"/>
         <w:spacing w:after="200"/>
         <w:jc w:val="left"/>
+        <w:rPr>
+          <w:rFonts w:hint="eastAsia"/>
+        </w:rPr>
       </w:pPr>
       <w:r>
         <w:object w:dxaOrig="9660" w:dyaOrig="4753" w14:anchorId="60C7C07E">
           <v:shape id="_x0000_i1027" type="#_x0000_t75" style="width:414.6pt;height:204pt" o:ole="">
             <v:imagedata r:id="rId12" o:title=""/>
           </v:shape>
-          <o:OLEObject Type="Embed" ProgID="Visio.Drawing.15" ShapeID="_x0000_i1027" DrawAspect="Content" ObjectID="_1781762336" r:id="rId13"/>
+          <o:OLEObject Type="Embed" ProgID="Visio.Drawing.15" ShapeID="_x0000_i1027" DrawAspect="Content" ObjectID="_1818690722" r:id="rId13"/>
         </w:object>
       </w:r>
     </w:p>
@@ -886,7 +901,7 @@
         <w:snapToGrid w:val="0"/>
         <w:spacing w:before="120" w:after="120" w:line="240" w:lineRule="auto"/>
         <w:rPr>
-          <w:rFonts w:ascii="微软雅黑" w:eastAsia="微软雅黑" w:hAnsi="微软雅黑"/>
+          <w:rFonts w:ascii="微软雅黑" w:eastAsia="微软雅黑" w:hAnsi="微软雅黑" w:hint="eastAsia"/>
           <w:sz w:val="22"/>
           <w:szCs w:val="22"/>
         </w:rPr>
@@ -923,6 +938,9 @@
         <w:snapToGrid w:val="0"/>
         <w:spacing w:after="200"/>
         <w:jc w:val="left"/>
+        <w:rPr>
+          <w:rFonts w:hint="eastAsia"/>
+        </w:rPr>
       </w:pPr>
       <w:r>
         <w:rPr>
@@ -1203,6 +1221,9 @@
         <w:snapToGrid w:val="0"/>
         <w:spacing w:after="200"/>
         <w:jc w:val="left"/>
+        <w:rPr>
+          <w:rFonts w:hint="eastAsia"/>
+        </w:rPr>
       </w:pPr>
     </w:p>
     <w:p>
@@ -1211,7 +1232,7 @@
         <w:snapToGrid w:val="0"/>
         <w:spacing w:before="120" w:after="120" w:line="240" w:lineRule="auto"/>
         <w:rPr>
-          <w:rFonts w:ascii="微软雅黑" w:eastAsia="微软雅黑" w:hAnsi="微软雅黑"/>
+          <w:rFonts w:ascii="微软雅黑" w:eastAsia="微软雅黑" w:hAnsi="微软雅黑" w:hint="eastAsia"/>
           <w:sz w:val="22"/>
           <w:szCs w:val="22"/>
         </w:rPr>
@@ -1534,7 +1555,7 @@
         <w:snapToGrid w:val="0"/>
         <w:spacing w:before="120" w:after="120" w:line="240" w:lineRule="auto"/>
         <w:rPr>
-          <w:rFonts w:ascii="微软雅黑" w:eastAsia="微软雅黑" w:hAnsi="微软雅黑"/>
+          <w:rFonts w:ascii="微软雅黑" w:eastAsia="微软雅黑" w:hAnsi="微软雅黑" w:hint="eastAsia"/>
           <w:sz w:val="22"/>
           <w:szCs w:val="22"/>
         </w:rPr>
@@ -1778,8 +1799,19 @@
             <w:kern w:val="0"/>
             <w:sz w:val="22"/>
           </w:rPr>
-          <w:t>层级与堆叠级</w:t>
+          <w:t>层级与</w:t>
         </w:r>
+        <w:proofErr w:type="gramStart"/>
+        <w:r>
+          <w:rPr>
+            <w:rStyle w:val="a4"/>
+            <w:rFonts w:ascii="Tahoma" w:eastAsia="微软雅黑" w:hAnsi="Tahoma" w:hint="eastAsia"/>
+            <w:kern w:val="0"/>
+            <w:sz w:val="22"/>
+          </w:rPr>
+          <w:t>堆叠级</w:t>
+        </w:r>
+        <w:proofErr w:type="gramEnd"/>
       </w:hyperlink>
       <w:r>
         <w:rPr>
@@ -2102,6 +2134,9 @@
       <w:pPr>
         <w:widowControl/>
         <w:jc w:val="left"/>
+        <w:rPr>
+          <w:rFonts w:hint="eastAsia"/>
+        </w:rPr>
       </w:pPr>
       <w:r>
         <w:br w:type="page"/>
@@ -2112,6 +2147,7 @@
         <w:pStyle w:val="3"/>
         <w:spacing w:before="240" w:after="120" w:line="415" w:lineRule="auto"/>
         <w:rPr>
+          <w:rFonts w:hint="eastAsia"/>
           <w:sz w:val="28"/>
         </w:rPr>
       </w:pPr>
@@ -2130,7 +2166,7 @@
         <w:snapToGrid w:val="0"/>
         <w:spacing w:before="120" w:after="120" w:line="240" w:lineRule="auto"/>
         <w:rPr>
-          <w:rFonts w:ascii="微软雅黑" w:eastAsia="微软雅黑" w:hAnsi="微软雅黑"/>
+          <w:rFonts w:ascii="微软雅黑" w:eastAsia="微软雅黑" w:hAnsi="微软雅黑" w:hint="eastAsia"/>
           <w:sz w:val="22"/>
           <w:szCs w:val="22"/>
         </w:rPr>
@@ -2196,12 +2232,17 @@
       </w:r>
     </w:p>
     <w:p>
+      <w:pPr>
+        <w:rPr>
+          <w:rFonts w:hint="eastAsia"/>
+        </w:rPr>
+      </w:pPr>
       <w:r>
         <w:object w:dxaOrig="9625" w:dyaOrig="6037" w14:anchorId="55514F20">
           <v:shape id="_x0000_i1028" type="#_x0000_t75" style="width:414.6pt;height:261pt" o:ole="">
             <v:imagedata r:id="rId15" o:title=""/>
           </v:shape>
-          <o:OLEObject Type="Embed" ProgID="Visio.Drawing.15" ShapeID="_x0000_i1028" DrawAspect="Content" ObjectID="_1781762337" r:id="rId16"/>
+          <o:OLEObject Type="Embed" ProgID="Visio.Drawing.15" ShapeID="_x0000_i1028" DrawAspect="Content" ObjectID="_1818690723" r:id="rId16"/>
         </w:object>
       </w:r>
     </w:p>
@@ -2211,7 +2252,7 @@
         <w:snapToGrid w:val="0"/>
         <w:spacing w:before="120" w:after="120" w:line="240" w:lineRule="auto"/>
         <w:rPr>
-          <w:rFonts w:ascii="微软雅黑" w:eastAsia="微软雅黑" w:hAnsi="微软雅黑"/>
+          <w:rFonts w:ascii="微软雅黑" w:eastAsia="微软雅黑" w:hAnsi="微软雅黑" w:hint="eastAsia"/>
           <w:sz w:val="22"/>
           <w:szCs w:val="22"/>
         </w:rPr>
@@ -2248,6 +2289,9 @@
         <w:snapToGrid w:val="0"/>
         <w:spacing w:after="200"/>
         <w:jc w:val="left"/>
+        <w:rPr>
+          <w:rFonts w:hint="eastAsia"/>
+        </w:rPr>
       </w:pPr>
       <w:r>
         <w:rPr>
@@ -2521,14 +2565,20 @@
         </w:tc>
       </w:tr>
     </w:tbl>
-    <w:p/>
+    <w:p>
+      <w:pPr>
+        <w:rPr>
+          <w:rFonts w:hint="eastAsia"/>
+        </w:rPr>
+      </w:pPr>
+    </w:p>
     <w:p>
       <w:pPr>
         <w:pStyle w:val="4"/>
         <w:snapToGrid w:val="0"/>
         <w:spacing w:before="120" w:after="120" w:line="240" w:lineRule="auto"/>
         <w:rPr>
-          <w:rFonts w:ascii="微软雅黑" w:eastAsia="微软雅黑" w:hAnsi="微软雅黑"/>
+          <w:rFonts w:ascii="微软雅黑" w:eastAsia="微软雅黑" w:hAnsi="微软雅黑" w:hint="eastAsia"/>
           <w:sz w:val="22"/>
           <w:szCs w:val="22"/>
         </w:rPr>
@@ -2872,6 +2922,9 @@
       <w:pPr>
         <w:widowControl/>
         <w:jc w:val="left"/>
+        <w:rPr>
+          <w:rFonts w:hint="eastAsia"/>
+        </w:rPr>
       </w:pPr>
       <w:r>
         <w:br w:type="page"/>
@@ -2883,7 +2936,7 @@
         <w:snapToGrid w:val="0"/>
         <w:spacing w:before="120" w:after="120" w:line="240" w:lineRule="auto"/>
         <w:rPr>
-          <w:rFonts w:ascii="微软雅黑" w:eastAsia="微软雅黑" w:hAnsi="微软雅黑"/>
+          <w:rFonts w:ascii="微软雅黑" w:eastAsia="微软雅黑" w:hAnsi="微软雅黑" w:hint="eastAsia"/>
           <w:sz w:val="22"/>
           <w:szCs w:val="22"/>
         </w:rPr>
@@ -3079,8 +3132,19 @@
             <w:kern w:val="0"/>
             <w:sz w:val="22"/>
           </w:rPr>
-          <w:t>层级与堆叠级</w:t>
+          <w:t>层级与</w:t>
         </w:r>
+        <w:proofErr w:type="gramStart"/>
+        <w:r>
+          <w:rPr>
+            <w:rStyle w:val="a4"/>
+            <w:rFonts w:ascii="Tahoma" w:eastAsia="微软雅黑" w:hAnsi="Tahoma" w:hint="eastAsia"/>
+            <w:kern w:val="0"/>
+            <w:sz w:val="22"/>
+          </w:rPr>
+          <w:t>堆叠级</w:t>
+        </w:r>
+        <w:proofErr w:type="gramEnd"/>
       </w:hyperlink>
       <w:r>
         <w:rPr>
@@ -3423,7 +3487,7 @@
         <w:snapToGrid w:val="0"/>
         <w:spacing w:before="120" w:after="120" w:line="240" w:lineRule="auto"/>
         <w:rPr>
-          <w:rFonts w:ascii="微软雅黑" w:eastAsia="微软雅黑" w:hAnsi="微软雅黑"/>
+          <w:rFonts w:ascii="微软雅黑" w:eastAsia="微软雅黑" w:hAnsi="微软雅黑" w:hint="eastAsia"/>
           <w:sz w:val="22"/>
           <w:szCs w:val="22"/>
         </w:rPr>
@@ -3597,7 +3661,7 @@
         <w:widowControl/>
         <w:jc w:val="center"/>
         <w:rPr>
-          <w:rFonts w:ascii="宋体" w:eastAsia="宋体" w:hAnsi="宋体" w:cs="宋体"/>
+          <w:rFonts w:ascii="宋体" w:eastAsia="宋体" w:hAnsi="宋体" w:cs="宋体" w:hint="eastAsia"/>
           <w:kern w:val="0"/>
           <w:sz w:val="24"/>
           <w:szCs w:val="24"/>
@@ -3912,7 +3976,6 @@
         <w:tc>
           <w:tcPr>
             <w:tcW w:w="1717" w:type="dxa"/>
-            <w:shd w:val="clear" w:color="auto" w:fill="auto"/>
             <w:vAlign w:val="center"/>
           </w:tcPr>
           <w:p>
@@ -4181,7 +4244,6 @@
         <w:tc>
           <w:tcPr>
             <w:tcW w:w="1717" w:type="dxa"/>
-            <w:shd w:val="clear" w:color="auto" w:fill="auto"/>
             <w:vAlign w:val="center"/>
           </w:tcPr>
           <w:p>
@@ -4429,7 +4491,6 @@
         <w:tc>
           <w:tcPr>
             <w:tcW w:w="1717" w:type="dxa"/>
-            <w:shd w:val="clear" w:color="auto" w:fill="auto"/>
             <w:vAlign w:val="center"/>
           </w:tcPr>
           <w:p>
@@ -4813,6 +4874,7 @@
         <w:pStyle w:val="3"/>
         <w:spacing w:before="240" w:after="120" w:line="415" w:lineRule="auto"/>
         <w:rPr>
+          <w:rFonts w:hint="eastAsia"/>
           <w:sz w:val="28"/>
         </w:rPr>
       </w:pPr>
@@ -4831,7 +4893,7 @@
         <w:snapToGrid w:val="0"/>
         <w:spacing w:before="120" w:after="120" w:line="240" w:lineRule="auto"/>
         <w:rPr>
-          <w:rFonts w:ascii="微软雅黑" w:eastAsia="微软雅黑" w:hAnsi="微软雅黑"/>
+          <w:rFonts w:ascii="微软雅黑" w:eastAsia="微软雅黑" w:hAnsi="微软雅黑" w:hint="eastAsia"/>
           <w:sz w:val="22"/>
           <w:szCs w:val="22"/>
         </w:rPr>
@@ -4877,13 +4939,16 @@
     <w:p>
       <w:pPr>
         <w:jc w:val="center"/>
+        <w:rPr>
+          <w:rFonts w:hint="eastAsia"/>
+        </w:rPr>
       </w:pPr>
       <w:r>
         <w:object w:dxaOrig="7525" w:dyaOrig="1921" w14:anchorId="798A085D">
-          <v:shape id="_x0000_i1029" type="#_x0000_t75" style="width:376.2pt;height:96pt" o:ole="">
+          <v:shape id="_x0000_i1029" type="#_x0000_t75" style="width:376.8pt;height:96pt" o:ole="">
             <v:imagedata r:id="rId19" o:title=""/>
           </v:shape>
-          <o:OLEObject Type="Embed" ProgID="Visio.Drawing.15" ShapeID="_x0000_i1029" DrawAspect="Content" ObjectID="_1781762338" r:id="rId20"/>
+          <o:OLEObject Type="Embed" ProgID="Visio.Drawing.15" ShapeID="_x0000_i1029" DrawAspect="Content" ObjectID="_1818690724" r:id="rId20"/>
         </w:object>
       </w:r>
     </w:p>
@@ -4893,7 +4958,7 @@
         <w:snapToGrid w:val="0"/>
         <w:spacing w:before="120" w:after="120" w:line="240" w:lineRule="auto"/>
         <w:rPr>
-          <w:rFonts w:ascii="微软雅黑" w:eastAsia="微软雅黑" w:hAnsi="微软雅黑"/>
+          <w:rFonts w:ascii="微软雅黑" w:eastAsia="微软雅黑" w:hAnsi="微软雅黑" w:hint="eastAsia"/>
           <w:sz w:val="22"/>
           <w:szCs w:val="22"/>
         </w:rPr>
@@ -5100,10 +5165,10 @@
       </w:pPr>
       <w:r>
         <w:object w:dxaOrig="7897" w:dyaOrig="6049" w14:anchorId="5F37F366">
-          <v:shape id="_x0000_i1030" type="#_x0000_t75" style="width:277.8pt;height:212.4pt" o:ole="">
+          <v:shape id="_x0000_i1030" type="#_x0000_t75" style="width:278.4pt;height:212.4pt" o:ole="">
             <v:imagedata r:id="rId21" o:title=""/>
           </v:shape>
-          <o:OLEObject Type="Embed" ProgID="Visio.Drawing.15" ShapeID="_x0000_i1030" DrawAspect="Content" ObjectID="_1781762339" r:id="rId22"/>
+          <o:OLEObject Type="Embed" ProgID="Visio.Drawing.15" ShapeID="_x0000_i1030" DrawAspect="Content" ObjectID="_1818690725" r:id="rId22"/>
         </w:object>
       </w:r>
     </w:p>
@@ -5111,6 +5176,9 @@
       <w:pPr>
         <w:widowControl/>
         <w:jc w:val="left"/>
+        <w:rPr>
+          <w:rFonts w:hint="eastAsia"/>
+        </w:rPr>
       </w:pPr>
       <w:r>
         <w:br w:type="page"/>
@@ -5122,7 +5190,7 @@
         <w:snapToGrid w:val="0"/>
         <w:spacing w:before="120" w:after="120" w:line="240" w:lineRule="auto"/>
         <w:rPr>
-          <w:rFonts w:ascii="微软雅黑" w:eastAsia="微软雅黑" w:hAnsi="微软雅黑"/>
+          <w:rFonts w:ascii="微软雅黑" w:eastAsia="微软雅黑" w:hAnsi="微软雅黑" w:hint="eastAsia"/>
           <w:sz w:val="22"/>
           <w:szCs w:val="22"/>
         </w:rPr>
@@ -5249,8 +5317,19 @@
             <w:kern w:val="0"/>
             <w:sz w:val="22"/>
           </w:rPr>
-          <w:t>层级与堆叠级</w:t>
+          <w:t>层级与</w:t>
         </w:r>
+        <w:proofErr w:type="gramStart"/>
+        <w:r>
+          <w:rPr>
+            <w:rStyle w:val="a4"/>
+            <w:rFonts w:ascii="Tahoma" w:eastAsia="微软雅黑" w:hAnsi="Tahoma" w:hint="eastAsia"/>
+            <w:kern w:val="0"/>
+            <w:sz w:val="22"/>
+          </w:rPr>
+          <w:t>堆叠级</w:t>
+        </w:r>
+        <w:proofErr w:type="gramEnd"/>
       </w:hyperlink>
       <w:r>
         <w:rPr>
@@ -5615,6 +5694,7 @@
         <w:pStyle w:val="3"/>
         <w:spacing w:before="240" w:after="120" w:line="415" w:lineRule="auto"/>
         <w:rPr>
+          <w:rFonts w:hint="eastAsia"/>
           <w:sz w:val="28"/>
         </w:rPr>
       </w:pPr>
@@ -5654,7 +5734,7 @@
         <w:snapToGrid w:val="0"/>
         <w:spacing w:before="120" w:after="120" w:line="240" w:lineRule="auto"/>
         <w:rPr>
-          <w:rFonts w:ascii="微软雅黑" w:eastAsia="微软雅黑" w:hAnsi="微软雅黑"/>
+          <w:rFonts w:ascii="微软雅黑" w:eastAsia="微软雅黑" w:hAnsi="微软雅黑" w:hint="eastAsia"/>
           <w:sz w:val="22"/>
           <w:szCs w:val="22"/>
         </w:rPr>
@@ -5718,12 +5798,31 @@
           <w:kern w:val="0"/>
           <w:sz w:val="22"/>
         </w:rPr>
-        <w:t>战斗的界面。是一个新的完整生态系统。</w:t>
+        <w:t>战斗的界面。是一个新的完整</w:t>
+      </w:r>
+      <w:r>
+        <w:rPr>
+          <w:rFonts w:ascii="Tahoma" w:eastAsia="微软雅黑" w:hAnsi="Tahoma" w:hint="eastAsia"/>
+          <w:kern w:val="0"/>
+          <w:sz w:val="22"/>
+        </w:rPr>
+        <w:t>引擎</w:t>
+      </w:r>
+      <w:r>
+        <w:rPr>
+          <w:rFonts w:ascii="Tahoma" w:eastAsia="微软雅黑" w:hAnsi="Tahoma" w:hint="eastAsia"/>
+          <w:kern w:val="0"/>
+          <w:sz w:val="22"/>
+        </w:rPr>
+        <w:t>系统。</w:t>
       </w:r>
     </w:p>
     <w:p>
       <w:pPr>
         <w:snapToGrid w:val="0"/>
+        <w:rPr>
+          <w:rFonts w:hint="eastAsia"/>
+        </w:rPr>
       </w:pPr>
       <w:r>
         <w:rPr>
@@ -6005,7 +6104,7 @@
         <w:snapToGrid w:val="0"/>
         <w:spacing w:before="120" w:after="120" w:line="240" w:lineRule="auto"/>
         <w:rPr>
-          <w:rFonts w:ascii="微软雅黑" w:eastAsia="微软雅黑" w:hAnsi="微软雅黑"/>
+          <w:rFonts w:ascii="微软雅黑" w:eastAsia="微软雅黑" w:hAnsi="微软雅黑" w:hint="eastAsia"/>
           <w:sz w:val="22"/>
           <w:szCs w:val="22"/>
         </w:rPr>
@@ -6068,13 +6167,16 @@
       <w:pPr>
         <w:widowControl/>
         <w:jc w:val="center"/>
+        <w:rPr>
+          <w:rFonts w:hint="eastAsia"/>
+        </w:rPr>
       </w:pPr>
       <w:r>
         <w:object w:dxaOrig="9660" w:dyaOrig="5568" w14:anchorId="56AB0EFB">
-          <v:shape id="_x0000_i1034" type="#_x0000_t75" style="width:399.6pt;height:231pt" o:ole="">
+          <v:shape id="_x0000_i1031" type="#_x0000_t75" style="width:400.2pt;height:231pt" o:ole="">
             <v:imagedata r:id="rId24" o:title=""/>
           </v:shape>
-          <o:OLEObject Type="Embed" ProgID="Visio.Drawing.15" ShapeID="_x0000_i1034" DrawAspect="Content" ObjectID="_1781762340" r:id="rId25"/>
+          <o:OLEObject Type="Embed" ProgID="Visio.Drawing.15" ShapeID="_x0000_i1031" DrawAspect="Content" ObjectID="_1818690726" r:id="rId25"/>
         </w:object>
       </w:r>
     </w:p>
@@ -6082,6 +6184,9 @@
       <w:pPr>
         <w:widowControl/>
         <w:jc w:val="left"/>
+        <w:rPr>
+          <w:rFonts w:hint="eastAsia"/>
+        </w:rPr>
       </w:pPr>
     </w:p>
     <w:p>
@@ -6090,7 +6195,7 @@
         <w:snapToGrid w:val="0"/>
         <w:spacing w:before="120" w:after="120" w:line="240" w:lineRule="auto"/>
         <w:rPr>
-          <w:rFonts w:ascii="微软雅黑" w:eastAsia="微软雅黑" w:hAnsi="微软雅黑"/>
+          <w:rFonts w:ascii="微软雅黑" w:eastAsia="微软雅黑" w:hAnsi="微软雅黑" w:hint="eastAsia"/>
           <w:sz w:val="22"/>
           <w:szCs w:val="22"/>
         </w:rPr>
@@ -6127,6 +6232,9 @@
         <w:snapToGrid w:val="0"/>
         <w:spacing w:after="200"/>
         <w:jc w:val="left"/>
+        <w:rPr>
+          <w:rFonts w:hint="eastAsia"/>
+        </w:rPr>
       </w:pPr>
       <w:r>
         <w:rPr>
@@ -6404,6 +6512,9 @@
       <w:pPr>
         <w:widowControl/>
         <w:jc w:val="left"/>
+        <w:rPr>
+          <w:rFonts w:hint="eastAsia"/>
+        </w:rPr>
       </w:pPr>
     </w:p>
     <w:p>
@@ -6428,6 +6539,9 @@
     <w:p>
       <w:pPr>
         <w:pStyle w:val="2"/>
+        <w:rPr>
+          <w:rFonts w:hint="eastAsia"/>
+        </w:rPr>
       </w:pPr>
       <w:r>
         <w:rPr>
@@ -6455,7 +6569,38 @@
     </w:p>
     <w:p>
       <w:pPr>
-        <w:spacing w:line="120" w:lineRule="auto"/>
+        <w:pStyle w:val="4"/>
+        <w:snapToGrid w:val="0"/>
+        <w:spacing w:before="120" w:after="120" w:line="240" w:lineRule="auto"/>
+        <w:rPr>
+          <w:rFonts w:ascii="微软雅黑" w:eastAsia="微软雅黑" w:hAnsi="微软雅黑" w:hint="eastAsia"/>
+          <w:sz w:val="22"/>
+          <w:szCs w:val="22"/>
+        </w:rPr>
+      </w:pPr>
+      <w:r>
+        <w:rPr>
+          <w:rFonts w:ascii="微软雅黑" w:eastAsia="微软雅黑" w:hAnsi="微软雅黑" w:hint="eastAsia"/>
+          <w:sz w:val="22"/>
+          <w:szCs w:val="22"/>
+        </w:rPr>
+        <w:t>1）</w:t>
+      </w:r>
+      <w:r>
+        <w:rPr>
+          <w:rFonts w:ascii="微软雅黑" w:eastAsia="微软雅黑" w:hAnsi="微软雅黑" w:hint="eastAsia"/>
+          <w:sz w:val="22"/>
+          <w:szCs w:val="22"/>
+        </w:rPr>
+        <w:t>分类</w:t>
+      </w:r>
+    </w:p>
+    <w:p>
+      <w:pPr>
+        <w:widowControl/>
+        <w:adjustRightInd w:val="0"/>
+        <w:snapToGrid w:val="0"/>
+        <w:jc w:val="left"/>
         <w:rPr>
           <w:rFonts w:ascii="Tahoma" w:eastAsia="微软雅黑" w:hAnsi="Tahoma"/>
           <w:kern w:val="0"/>
@@ -6486,13 +6631,11 @@
           <w:tcPr>
             <w:tcW w:w="2518" w:type="dxa"/>
             <w:shd w:val="clear" w:color="auto" w:fill="D9D9D9" w:themeFill="background1" w:themeFillShade="D9"/>
+            <w:vAlign w:val="center"/>
           </w:tcPr>
           <w:p>
             <w:pPr>
-              <w:widowControl/>
-              <w:adjustRightInd w:val="0"/>
               <w:snapToGrid w:val="0"/>
-              <w:spacing w:after="200"/>
               <w:jc w:val="center"/>
               <w:rPr>
                 <w:rFonts w:ascii="Tahoma" w:eastAsia="微软雅黑" w:hAnsi="Tahoma"/>
@@ -6511,10 +6654,7 @@
           </w:p>
           <w:p>
             <w:pPr>
-              <w:widowControl/>
-              <w:adjustRightInd w:val="0"/>
               <w:snapToGrid w:val="0"/>
-              <w:spacing w:after="200"/>
               <w:jc w:val="center"/>
               <w:rPr>
                 <w:rFonts w:ascii="Tahoma" w:eastAsia="微软雅黑" w:hAnsi="Tahoma"/>
@@ -6570,11 +6710,7 @@
           </w:tcPr>
           <w:p>
             <w:pPr>
-              <w:widowControl/>
-              <w:adjustRightInd w:val="0"/>
               <w:snapToGrid w:val="0"/>
-              <w:spacing w:after="200"/>
-              <w:jc w:val="left"/>
               <w:rPr>
                 <w:rFonts w:ascii="Tahoma" w:eastAsia="微软雅黑" w:hAnsi="Tahoma"/>
                 <w:kern w:val="0"/>
@@ -6587,39 +6723,23 @@
                 <w:kern w:val="0"/>
                 <w:sz w:val="22"/>
               </w:rPr>
+              <w:t>数学模型</w:t>
+            </w:r>
+            <w:r>
+              <w:rPr>
+                <w:rFonts w:ascii="Tahoma" w:eastAsia="微软雅黑" w:hAnsi="Tahoma" w:hint="eastAsia"/>
+                <w:kern w:val="0"/>
+                <w:sz w:val="22"/>
+              </w:rPr>
+              <w:t xml:space="preserve"> </w:t>
+            </w:r>
+            <w:r>
+              <w:rPr>
+                <w:rFonts w:ascii="Tahoma" w:eastAsia="微软雅黑" w:hAnsi="Tahoma" w:hint="eastAsia"/>
+                <w:kern w:val="0"/>
+                <w:sz w:val="22"/>
+              </w:rPr>
               <w:t>系统</w:t>
-            </w:r>
-            <w:r>
-              <w:rPr>
-                <w:rFonts w:ascii="Tahoma" w:eastAsia="微软雅黑" w:hAnsi="Tahoma"/>
-                <w:kern w:val="0"/>
-                <w:sz w:val="22"/>
-              </w:rPr>
-              <w:t xml:space="preserve"> </w:t>
-            </w:r>
-            <w:r>
-              <w:rPr>
-                <w:rFonts w:ascii="Tahoma" w:eastAsia="微软雅黑" w:hAnsi="Tahoma"/>
-                <w:kern w:val="0"/>
-                <w:sz w:val="22"/>
-              </w:rPr>
-              <w:t>管理器</w:t>
-            </w:r>
-            <w:r>
-              <w:rPr>
-                <w:rFonts w:ascii="Tahoma" w:eastAsia="微软雅黑" w:hAnsi="Tahoma"/>
-                <w:kern w:val="0"/>
-                <w:sz w:val="22"/>
-              </w:rPr>
-              <w:t xml:space="preserve"> </w:t>
-            </w:r>
-            <w:r>
-              <w:rPr>
-                <w:rFonts w:ascii="Tahoma" w:eastAsia="微软雅黑" w:hAnsi="Tahoma"/>
-                <w:kern w:val="0"/>
-                <w:sz w:val="22"/>
-              </w:rPr>
-              <w:t>游戏窗体</w:t>
             </w:r>
             <w:r>
               <w:rPr>
@@ -6632,11 +6752,7 @@
           </w:p>
           <w:p>
             <w:pPr>
-              <w:widowControl/>
-              <w:adjustRightInd w:val="0"/>
               <w:snapToGrid w:val="0"/>
-              <w:spacing w:after="200"/>
-              <w:jc w:val="left"/>
               <w:rPr>
                 <w:rFonts w:ascii="Tahoma" w:eastAsia="微软雅黑" w:hAnsi="Tahoma"/>
                 <w:kern w:val="0"/>
@@ -6645,19 +6761,43 @@
             </w:pPr>
             <w:r>
               <w:rPr>
+                <w:rFonts w:ascii="Tahoma" w:eastAsia="微软雅黑" w:hAnsi="Tahoma"/>
+                <w:kern w:val="0"/>
+                <w:sz w:val="22"/>
+              </w:rPr>
+              <w:t>管理器</w:t>
+            </w:r>
+            <w:r>
+              <w:rPr>
+                <w:rFonts w:ascii="Tahoma" w:eastAsia="微软雅黑" w:hAnsi="Tahoma"/>
+                <w:kern w:val="0"/>
+                <w:sz w:val="22"/>
+              </w:rPr>
+              <w:t xml:space="preserve"> </w:t>
+            </w:r>
+            <w:r>
+              <w:rPr>
+                <w:rFonts w:ascii="Tahoma" w:eastAsia="微软雅黑" w:hAnsi="Tahoma"/>
+                <w:kern w:val="0"/>
+                <w:sz w:val="22"/>
+              </w:rPr>
+              <w:t>游戏窗体</w:t>
+            </w:r>
+            <w:r>
+              <w:rPr>
+                <w:rFonts w:ascii="Tahoma" w:eastAsia="微软雅黑" w:hAnsi="Tahoma"/>
+                <w:kern w:val="0"/>
+                <w:sz w:val="22"/>
+              </w:rPr>
+              <w:t xml:space="preserve"> </w:t>
+            </w:r>
+            <w:r>
+              <w:rPr>
                 <w:rFonts w:ascii="Tahoma" w:eastAsia="微软雅黑" w:hAnsi="Tahoma" w:hint="eastAsia"/>
                 <w:kern w:val="0"/>
                 <w:sz w:val="22"/>
               </w:rPr>
               <w:t>窗口字符</w:t>
-            </w:r>
-            <w:r>
-              <w:rPr>
-                <w:rFonts w:ascii="Tahoma" w:eastAsia="微软雅黑" w:hAnsi="Tahoma"/>
-                <w:kern w:val="0"/>
-                <w:sz w:val="22"/>
-              </w:rPr>
-              <w:t xml:space="preserve"> </w:t>
             </w:r>
             <w:r>
               <w:rPr>
@@ -6675,13 +6815,11 @@
           <w:tcPr>
             <w:tcW w:w="2518" w:type="dxa"/>
             <w:shd w:val="clear" w:color="auto" w:fill="D9D9D9" w:themeFill="background1" w:themeFillShade="D9"/>
+            <w:vAlign w:val="center"/>
           </w:tcPr>
           <w:p>
             <w:pPr>
-              <w:widowControl/>
-              <w:adjustRightInd w:val="0"/>
               <w:snapToGrid w:val="0"/>
-              <w:spacing w:after="200"/>
               <w:jc w:val="center"/>
               <w:rPr>
                 <w:rFonts w:ascii="Tahoma" w:eastAsia="微软雅黑" w:hAnsi="Tahoma"/>
@@ -6705,11 +6843,7 @@
           </w:tcPr>
           <w:p>
             <w:pPr>
-              <w:widowControl/>
-              <w:adjustRightInd w:val="0"/>
               <w:snapToGrid w:val="0"/>
-              <w:spacing w:after="200"/>
-              <w:jc w:val="left"/>
               <w:rPr>
                 <w:rFonts w:ascii="Tahoma" w:eastAsia="微软雅黑" w:hAnsi="Tahoma"/>
                 <w:kern w:val="0"/>
@@ -6751,11 +6885,7 @@
           </w:p>
           <w:p>
             <w:pPr>
-              <w:widowControl/>
-              <w:adjustRightInd w:val="0"/>
               <w:snapToGrid w:val="0"/>
-              <w:spacing w:after="200"/>
-              <w:jc w:val="left"/>
               <w:rPr>
                 <w:rFonts w:ascii="Tahoma" w:eastAsia="微软雅黑" w:hAnsi="Tahoma"/>
                 <w:kern w:val="0"/>
@@ -6802,13 +6932,11 @@
           <w:tcPr>
             <w:tcW w:w="2518" w:type="dxa"/>
             <w:shd w:val="clear" w:color="auto" w:fill="D9D9D9" w:themeFill="background1" w:themeFillShade="D9"/>
+            <w:vAlign w:val="center"/>
           </w:tcPr>
           <w:p>
             <w:pPr>
-              <w:widowControl/>
-              <w:adjustRightInd w:val="0"/>
               <w:snapToGrid w:val="0"/>
-              <w:spacing w:after="200"/>
               <w:jc w:val="center"/>
               <w:rPr>
                 <w:rFonts w:ascii="Tahoma" w:eastAsia="微软雅黑" w:hAnsi="Tahoma"/>
@@ -6832,11 +6960,7 @@
           </w:tcPr>
           <w:p>
             <w:pPr>
-              <w:widowControl/>
-              <w:adjustRightInd w:val="0"/>
               <w:snapToGrid w:val="0"/>
-              <w:spacing w:after="200"/>
-              <w:jc w:val="left"/>
               <w:rPr>
                 <w:rFonts w:ascii="Tahoma" w:eastAsia="微软雅黑" w:hAnsi="Tahoma"/>
                 <w:kern w:val="0"/>
@@ -6878,11 +7002,7 @@
           </w:p>
           <w:p>
             <w:pPr>
-              <w:widowControl/>
-              <w:adjustRightInd w:val="0"/>
               <w:snapToGrid w:val="0"/>
-              <w:spacing w:after="200"/>
-              <w:jc w:val="left"/>
               <w:rPr>
                 <w:rFonts w:ascii="Tahoma" w:eastAsia="微软雅黑" w:hAnsi="Tahoma"/>
                 <w:kern w:val="0"/>
@@ -6899,7 +7019,7 @@
             </w:r>
             <w:r>
               <w:rPr>
-                <w:rFonts w:ascii="Tahoma" w:eastAsia="微软雅黑" w:hAnsi="Tahoma"/>
+                <w:rFonts w:ascii="Tahoma" w:eastAsia="微软雅黑" w:hAnsi="Tahoma" w:hint="eastAsia"/>
                 <w:kern w:val="0"/>
                 <w:sz w:val="22"/>
               </w:rPr>
@@ -6907,6 +7027,38 @@
             </w:r>
             <w:r>
               <w:rPr>
+                <w:rFonts w:ascii="Tahoma" w:eastAsia="微软雅黑" w:hAnsi="Tahoma" w:hint="eastAsia"/>
+                <w:kern w:val="0"/>
+                <w:sz w:val="22"/>
+              </w:rPr>
+              <w:t>物体</w:t>
+            </w:r>
+            <w:r>
+              <w:rPr>
+                <w:rFonts w:ascii="Tahoma" w:eastAsia="微软雅黑" w:hAnsi="Tahoma" w:hint="eastAsia"/>
+                <w:kern w:val="0"/>
+                <w:sz w:val="22"/>
+              </w:rPr>
+              <w:t xml:space="preserve"> </w:t>
+            </w:r>
+            <w:r>
+              <w:rPr>
+                <w:rFonts w:ascii="Tahoma" w:eastAsia="微软雅黑" w:hAnsi="Tahoma"/>
+                <w:kern w:val="0"/>
+                <w:sz w:val="22"/>
+              </w:rPr>
+              <w:t>体积</w:t>
+            </w:r>
+            <w:r>
+              <w:rPr>
+                <w:rFonts w:ascii="Tahoma" w:eastAsia="微软雅黑" w:hAnsi="Tahoma" w:hint="eastAsia"/>
+                <w:kern w:val="0"/>
+                <w:sz w:val="22"/>
+              </w:rPr>
+              <w:t xml:space="preserve"> </w:t>
+            </w:r>
+            <w:r>
+              <w:rPr>
                 <w:rFonts w:ascii="Tahoma" w:eastAsia="微软雅黑" w:hAnsi="Tahoma"/>
                 <w:kern w:val="0"/>
                 <w:sz w:val="22"/>
@@ -6915,7 +7067,7 @@
             </w:r>
             <w:r>
               <w:rPr>
-                <w:rFonts w:ascii="Tahoma" w:eastAsia="微软雅黑" w:hAnsi="Tahoma"/>
+                <w:rFonts w:ascii="Tahoma" w:eastAsia="微软雅黑" w:hAnsi="Tahoma" w:hint="eastAsia"/>
                 <w:kern w:val="0"/>
                 <w:sz w:val="22"/>
               </w:rPr>
@@ -6931,23 +7083,7 @@
             </w:r>
             <w:r>
               <w:rPr>
-                <w:rFonts w:ascii="Tahoma" w:eastAsia="微软雅黑" w:hAnsi="Tahoma"/>
-                <w:kern w:val="0"/>
-                <w:sz w:val="22"/>
-              </w:rPr>
-              <w:t xml:space="preserve"> </w:t>
-            </w:r>
-            <w:r>
-              <w:rPr>
-                <w:rFonts w:ascii="Tahoma" w:eastAsia="微软雅黑" w:hAnsi="Tahoma"/>
-                <w:kern w:val="0"/>
-                <w:sz w:val="22"/>
-              </w:rPr>
-              <w:t>互动</w:t>
-            </w:r>
-            <w:r>
-              <w:rPr>
-                <w:rFonts w:ascii="Tahoma" w:eastAsia="微软雅黑" w:hAnsi="Tahoma"/>
+                <w:rFonts w:ascii="Tahoma" w:eastAsia="微软雅黑" w:hAnsi="Tahoma" w:hint="eastAsia"/>
                 <w:kern w:val="0"/>
                 <w:sz w:val="22"/>
               </w:rPr>
@@ -6956,11 +7092,7 @@
           </w:p>
           <w:p>
             <w:pPr>
-              <w:widowControl/>
-              <w:adjustRightInd w:val="0"/>
               <w:snapToGrid w:val="0"/>
-              <w:spacing w:after="200"/>
-              <w:jc w:val="left"/>
               <w:rPr>
                 <w:rFonts w:ascii="Tahoma" w:eastAsia="微软雅黑" w:hAnsi="Tahoma"/>
                 <w:kern w:val="0"/>
@@ -6969,15 +7101,15 @@
             </w:pPr>
             <w:r>
               <w:rPr>
-                <w:rFonts w:ascii="Tahoma" w:eastAsia="微软雅黑" w:hAnsi="Tahoma" w:hint="eastAsia"/>
-                <w:kern w:val="0"/>
-                <w:sz w:val="22"/>
-              </w:rPr>
-              <w:t>物体</w:t>
-            </w:r>
-            <w:r>
-              <w:rPr>
-                <w:rFonts w:ascii="Tahoma" w:eastAsia="微软雅黑" w:hAnsi="Tahoma"/>
+                <w:rFonts w:ascii="Tahoma" w:eastAsia="微软雅黑" w:hAnsi="Tahoma"/>
+                <w:kern w:val="0"/>
+                <w:sz w:val="22"/>
+              </w:rPr>
+              <w:t>物体管理</w:t>
+            </w:r>
+            <w:r>
+              <w:rPr>
+                <w:rFonts w:ascii="Tahoma" w:eastAsia="微软雅黑" w:hAnsi="Tahoma" w:hint="eastAsia"/>
                 <w:kern w:val="0"/>
                 <w:sz w:val="22"/>
               </w:rPr>
@@ -6989,11 +7121,11 @@
                 <w:kern w:val="0"/>
                 <w:sz w:val="22"/>
               </w:rPr>
-              <w:t>物体管理</w:t>
-            </w:r>
-            <w:r>
-              <w:rPr>
-                <w:rFonts w:ascii="Tahoma" w:eastAsia="微软雅黑" w:hAnsi="Tahoma"/>
+              <w:t>物体触发</w:t>
+            </w:r>
+            <w:r>
+              <w:rPr>
+                <w:rFonts w:ascii="Tahoma" w:eastAsia="微软雅黑" w:hAnsi="Tahoma" w:hint="eastAsia"/>
                 <w:kern w:val="0"/>
                 <w:sz w:val="22"/>
               </w:rPr>
@@ -7005,27 +7137,11 @@
                 <w:kern w:val="0"/>
                 <w:sz w:val="22"/>
               </w:rPr>
-              <w:t>物体触发</w:t>
-            </w:r>
-            <w:r>
-              <w:rPr>
-                <w:rFonts w:ascii="Tahoma" w:eastAsia="微软雅黑" w:hAnsi="Tahoma"/>
-                <w:kern w:val="0"/>
-                <w:sz w:val="22"/>
-              </w:rPr>
-              <w:t xml:space="preserve"> </w:t>
-            </w:r>
-            <w:r>
-              <w:rPr>
-                <w:rFonts w:ascii="Tahoma" w:eastAsia="微软雅黑" w:hAnsi="Tahoma"/>
-                <w:kern w:val="0"/>
-                <w:sz w:val="22"/>
-              </w:rPr>
-              <w:t>体积</w:t>
-            </w:r>
-            <w:r>
-              <w:rPr>
-                <w:rFonts w:ascii="Tahoma" w:eastAsia="微软雅黑" w:hAnsi="Tahoma"/>
+              <w:t>互动</w:t>
+            </w:r>
+            <w:r>
+              <w:rPr>
+                <w:rFonts w:ascii="Tahoma" w:eastAsia="微软雅黑" w:hAnsi="Tahoma" w:hint="eastAsia"/>
                 <w:kern w:val="0"/>
                 <w:sz w:val="22"/>
               </w:rPr>
@@ -7055,13 +7171,11 @@
           <w:tcPr>
             <w:tcW w:w="2518" w:type="dxa"/>
             <w:shd w:val="clear" w:color="auto" w:fill="D9D9D9" w:themeFill="background1" w:themeFillShade="D9"/>
+            <w:vAlign w:val="center"/>
           </w:tcPr>
           <w:p>
             <w:pPr>
-              <w:widowControl/>
-              <w:adjustRightInd w:val="0"/>
               <w:snapToGrid w:val="0"/>
-              <w:spacing w:after="200"/>
               <w:jc w:val="center"/>
               <w:rPr>
                 <w:rFonts w:ascii="Tahoma" w:eastAsia="微软雅黑" w:hAnsi="Tahoma"/>
@@ -7085,11 +7199,7 @@
           </w:tcPr>
           <w:p>
             <w:pPr>
-              <w:widowControl/>
-              <w:adjustRightInd w:val="0"/>
               <w:snapToGrid w:val="0"/>
-              <w:spacing w:after="200"/>
-              <w:jc w:val="left"/>
               <w:rPr>
                 <w:rFonts w:ascii="Tahoma" w:eastAsia="微软雅黑" w:hAnsi="Tahoma"/>
                 <w:kern w:val="0"/>
@@ -7131,11 +7241,7 @@
           </w:p>
           <w:p>
             <w:pPr>
-              <w:widowControl/>
-              <w:adjustRightInd w:val="0"/>
               <w:snapToGrid w:val="0"/>
-              <w:spacing w:after="200"/>
-              <w:jc w:val="left"/>
               <w:rPr>
                 <w:rFonts w:ascii="Tahoma" w:eastAsia="微软雅黑" w:hAnsi="Tahoma"/>
                 <w:kern w:val="0"/>
@@ -7182,13 +7288,11 @@
           <w:tcPr>
             <w:tcW w:w="2518" w:type="dxa"/>
             <w:shd w:val="clear" w:color="auto" w:fill="D9D9D9" w:themeFill="background1" w:themeFillShade="D9"/>
+            <w:vAlign w:val="center"/>
           </w:tcPr>
           <w:p>
             <w:pPr>
-              <w:widowControl/>
-              <w:adjustRightInd w:val="0"/>
               <w:snapToGrid w:val="0"/>
-              <w:spacing w:after="200"/>
               <w:jc w:val="center"/>
               <w:rPr>
                 <w:rFonts w:ascii="Tahoma" w:eastAsia="微软雅黑" w:hAnsi="Tahoma"/>
@@ -7207,10 +7311,7 @@
           </w:p>
           <w:p>
             <w:pPr>
-              <w:widowControl/>
-              <w:adjustRightInd w:val="0"/>
               <w:snapToGrid w:val="0"/>
-              <w:spacing w:after="200"/>
               <w:jc w:val="center"/>
               <w:rPr>
                 <w:rFonts w:ascii="Tahoma" w:eastAsia="微软雅黑" w:hAnsi="Tahoma"/>
@@ -7234,11 +7335,7 @@
           </w:tcPr>
           <w:p>
             <w:pPr>
-              <w:widowControl/>
-              <w:adjustRightInd w:val="0"/>
               <w:snapToGrid w:val="0"/>
-              <w:spacing w:after="200"/>
-              <w:jc w:val="left"/>
               <w:rPr>
                 <w:rFonts w:ascii="Tahoma" w:eastAsia="微软雅黑" w:hAnsi="Tahoma"/>
                 <w:kern w:val="0"/>
@@ -7259,35 +7356,11 @@
                 <w:kern w:val="0"/>
                 <w:sz w:val="22"/>
               </w:rPr>
-              <w:t xml:space="preserve"> UI </w:t>
-            </w:r>
-            <w:r>
-              <w:rPr>
-                <w:rFonts w:ascii="Tahoma" w:eastAsia="微软雅黑" w:hAnsi="Tahoma"/>
-                <w:kern w:val="0"/>
-                <w:sz w:val="22"/>
-              </w:rPr>
-              <w:t>对话框</w:t>
-            </w:r>
-            <w:r>
-              <w:rPr>
-                <w:rFonts w:ascii="Tahoma" w:eastAsia="微软雅黑" w:hAnsi="Tahoma"/>
-                <w:kern w:val="0"/>
-                <w:sz w:val="22"/>
-              </w:rPr>
-              <w:t xml:space="preserve"> </w:t>
-            </w:r>
-            <w:r>
-              <w:rPr>
-                <w:rFonts w:ascii="Tahoma" w:eastAsia="微软雅黑" w:hAnsi="Tahoma"/>
-                <w:kern w:val="0"/>
-                <w:sz w:val="22"/>
-              </w:rPr>
-              <w:t>图片</w:t>
-            </w:r>
-            <w:r>
-              <w:rPr>
-                <w:rFonts w:ascii="Tahoma" w:eastAsia="微软雅黑" w:hAnsi="Tahoma"/>
+              <w:t xml:space="preserve"> UI</w:t>
+            </w:r>
+            <w:r>
+              <w:rPr>
+                <w:rFonts w:ascii="Tahoma" w:eastAsia="微软雅黑" w:hAnsi="Tahoma" w:hint="eastAsia"/>
                 <w:kern w:val="0"/>
                 <w:sz w:val="22"/>
               </w:rPr>
@@ -7312,11 +7385,7 @@
           </w:p>
           <w:p>
             <w:pPr>
-              <w:widowControl/>
-              <w:adjustRightInd w:val="0"/>
               <w:snapToGrid w:val="0"/>
-              <w:spacing w:after="200"/>
-              <w:jc w:val="left"/>
               <w:rPr>
                 <w:rFonts w:ascii="Tahoma" w:eastAsia="微软雅黑" w:hAnsi="Tahoma"/>
                 <w:kern w:val="0"/>
@@ -7365,7 +7434,49 @@
             </w:r>
             <w:r>
               <w:rPr>
-                <w:rFonts w:ascii="Tahoma" w:eastAsia="微软雅黑" w:hAnsi="Tahoma"/>
+                <w:rFonts w:ascii="Tahoma" w:eastAsia="微软雅黑" w:hAnsi="Tahoma" w:hint="eastAsia"/>
+                <w:kern w:val="0"/>
+                <w:sz w:val="22"/>
+              </w:rPr>
+              <w:t xml:space="preserve"> </w:t>
+            </w:r>
+          </w:p>
+          <w:p>
+            <w:pPr>
+              <w:snapToGrid w:val="0"/>
+              <w:rPr>
+                <w:rFonts w:ascii="Tahoma" w:eastAsia="微软雅黑" w:hAnsi="Tahoma"/>
+                <w:kern w:val="0"/>
+                <w:sz w:val="22"/>
+              </w:rPr>
+            </w:pPr>
+            <w:r>
+              <w:rPr>
+                <w:rFonts w:ascii="Tahoma" w:eastAsia="微软雅黑" w:hAnsi="Tahoma"/>
+                <w:kern w:val="0"/>
+                <w:sz w:val="22"/>
+              </w:rPr>
+              <w:t>对话框</w:t>
+            </w:r>
+            <w:r>
+              <w:rPr>
+                <w:rFonts w:ascii="Tahoma" w:eastAsia="微软雅黑" w:hAnsi="Tahoma"/>
+                <w:kern w:val="0"/>
+                <w:sz w:val="22"/>
+              </w:rPr>
+              <w:t xml:space="preserve"> </w:t>
+            </w:r>
+            <w:r>
+              <w:rPr>
+                <w:rFonts w:ascii="Tahoma" w:eastAsia="微软雅黑" w:hAnsi="Tahoma"/>
+                <w:kern w:val="0"/>
+                <w:sz w:val="22"/>
+              </w:rPr>
+              <w:t>图片</w:t>
+            </w:r>
+            <w:r>
+              <w:rPr>
+                <w:rFonts w:ascii="Tahoma" w:eastAsia="微软雅黑" w:hAnsi="Tahoma" w:hint="eastAsia"/>
                 <w:kern w:val="0"/>
                 <w:sz w:val="22"/>
               </w:rPr>
@@ -7399,6 +7510,7 @@
         </w:rPr>
         <w:t xml:space="preserve"> </w:t>
       </w:r>
+      <w:proofErr w:type="gramStart"/>
       <w:r>
         <w:rPr>
           <w:rFonts w:ascii="Tahoma" w:eastAsia="微软雅黑" w:hAnsi="Tahoma"/>
@@ -7407,6 +7519,7 @@
         </w:rPr>
         <w:t>”</w:t>
       </w:r>
+      <w:proofErr w:type="gramEnd"/>
       <w:r>
         <w:rPr>
           <w:rFonts w:ascii="Tahoma" w:eastAsia="微软雅黑" w:hAnsi="Tahoma"/>
@@ -7470,6 +7583,7 @@
         </w:rPr>
         <w:t>docx</w:t>
       </w:r>
+      <w:proofErr w:type="gramStart"/>
       <w:r>
         <w:rPr>
           <w:rFonts w:ascii="Tahoma" w:eastAsia="微软雅黑" w:hAnsi="Tahoma"/>
@@ -7478,42 +7592,14 @@
         </w:rPr>
         <w:t>”</w:t>
       </w:r>
-    </w:p>
-    <w:p>
-      <w:pPr>
-        <w:widowControl/>
-        <w:jc w:val="left"/>
-        <w:rPr>
-          <w:rFonts w:ascii="Tahoma" w:eastAsia="微软雅黑" w:hAnsi="Tahoma"/>
-          <w:kern w:val="0"/>
-          <w:sz w:val="22"/>
-        </w:rPr>
-      </w:pPr>
-      <w:r>
-        <w:rPr>
-          <w:rFonts w:ascii="Tahoma" w:eastAsia="微软雅黑" w:hAnsi="Tahoma"/>
-          <w:kern w:val="0"/>
-          <w:sz w:val="22"/>
-        </w:rPr>
-        <w:br w:type="page"/>
-      </w:r>
-    </w:p>
-    <w:p>
-      <w:pPr>
-        <w:pStyle w:val="3"/>
-        <w:rPr>
-          <w:sz w:val="28"/>
-        </w:rPr>
-      </w:pPr>
-      <w:bookmarkStart w:id="3" w:name="_层级与堆叠级"/>
-      <w:bookmarkEnd w:id="3"/>
-      <w:r>
-        <w:rPr>
-          <w:rFonts w:hint="eastAsia"/>
-          <w:sz w:val="28"/>
-        </w:rPr>
-        <w:lastRenderedPageBreak/>
-        <w:t>层级与堆叠级</w:t>
+      <w:proofErr w:type="gramEnd"/>
+      <w:r>
+        <w:rPr>
+          <w:rFonts w:ascii="Tahoma" w:eastAsia="微软雅黑" w:hAnsi="Tahoma" w:hint="eastAsia"/>
+          <w:kern w:val="0"/>
+          <w:sz w:val="22"/>
+        </w:rPr>
+        <w:t>。</w:t>
       </w:r>
     </w:p>
     <w:p>
@@ -7522,7 +7608,354 @@
         <w:snapToGrid w:val="0"/>
         <w:spacing w:before="120" w:after="120" w:line="240" w:lineRule="auto"/>
         <w:rPr>
-          <w:rFonts w:ascii="微软雅黑" w:eastAsia="微软雅黑" w:hAnsi="微软雅黑"/>
+          <w:rFonts w:ascii="微软雅黑" w:eastAsia="微软雅黑" w:hAnsi="微软雅黑" w:hint="eastAsia"/>
+          <w:sz w:val="22"/>
+          <w:szCs w:val="22"/>
+        </w:rPr>
+      </w:pPr>
+      <w:r>
+        <w:rPr>
+          <w:rFonts w:ascii="微软雅黑" w:eastAsia="微软雅黑" w:hAnsi="微软雅黑" w:hint="eastAsia"/>
+          <w:sz w:val="22"/>
+          <w:szCs w:val="22"/>
+        </w:rPr>
+        <w:t>2</w:t>
+      </w:r>
+      <w:r>
+        <w:rPr>
+          <w:rFonts w:ascii="微软雅黑" w:eastAsia="微软雅黑" w:hAnsi="微软雅黑" w:hint="eastAsia"/>
+          <w:sz w:val="22"/>
+          <w:szCs w:val="22"/>
+        </w:rPr>
+        <w:t>）</w:t>
+      </w:r>
+      <w:r>
+        <w:rPr>
+          <w:rFonts w:ascii="微软雅黑" w:eastAsia="微软雅黑" w:hAnsi="微软雅黑" w:hint="eastAsia"/>
+          <w:sz w:val="22"/>
+          <w:szCs w:val="22"/>
+        </w:rPr>
+        <w:t>插件</w:t>
+      </w:r>
+      <w:r>
+        <w:rPr>
+          <w:rFonts w:ascii="微软雅黑" w:eastAsia="微软雅黑" w:hAnsi="微软雅黑" w:hint="eastAsia"/>
+          <w:sz w:val="22"/>
+          <w:szCs w:val="22"/>
+        </w:rPr>
+        <w:t>顺序注意</w:t>
+      </w:r>
+    </w:p>
+    <w:p>
+      <w:pPr>
+        <w:widowControl/>
+        <w:adjustRightInd w:val="0"/>
+        <w:snapToGrid w:val="0"/>
+        <w:jc w:val="left"/>
+        <w:rPr>
+          <w:rFonts w:ascii="Tahoma" w:eastAsia="微软雅黑" w:hAnsi="Tahoma"/>
+          <w:kern w:val="0"/>
+          <w:sz w:val="22"/>
+        </w:rPr>
+      </w:pPr>
+      <w:r>
+        <w:rPr>
+          <w:rFonts w:ascii="Tahoma" w:eastAsia="微软雅黑" w:hAnsi="Tahoma" w:hint="eastAsia"/>
+          <w:kern w:val="0"/>
+          <w:sz w:val="22"/>
+        </w:rPr>
+        <w:t>注意，</w:t>
+      </w:r>
+      <w:r>
+        <w:rPr>
+          <w:rFonts w:ascii="Tahoma" w:eastAsia="微软雅黑" w:hAnsi="Tahoma" w:hint="eastAsia"/>
+          <w:b/>
+          <w:bCs/>
+          <w:kern w:val="0"/>
+          <w:sz w:val="22"/>
+        </w:rPr>
+        <w:t>战斗界面</w:t>
+      </w:r>
+      <w:r>
+        <w:rPr>
+          <w:rFonts w:ascii="Tahoma" w:eastAsia="微软雅黑" w:hAnsi="Tahoma" w:hint="eastAsia"/>
+          <w:kern w:val="0"/>
+          <w:sz w:val="22"/>
+        </w:rPr>
+        <w:t>、</w:t>
+      </w:r>
+      <w:r>
+        <w:rPr>
+          <w:rFonts w:ascii="Tahoma" w:eastAsia="微软雅黑" w:hAnsi="Tahoma" w:hint="eastAsia"/>
+          <w:b/>
+          <w:bCs/>
+          <w:kern w:val="0"/>
+          <w:sz w:val="22"/>
+        </w:rPr>
+        <w:t>地图界面</w:t>
+      </w:r>
+      <w:r>
+        <w:rPr>
+          <w:rFonts w:ascii="Tahoma" w:eastAsia="微软雅黑" w:hAnsi="Tahoma" w:hint="eastAsia"/>
+          <w:kern w:val="0"/>
+          <w:sz w:val="22"/>
+        </w:rPr>
+        <w:t>、</w:t>
+      </w:r>
+      <w:r>
+        <w:rPr>
+          <w:rFonts w:ascii="Tahoma" w:eastAsia="微软雅黑" w:hAnsi="Tahoma" w:hint="eastAsia"/>
+          <w:b/>
+          <w:bCs/>
+          <w:kern w:val="0"/>
+          <w:sz w:val="22"/>
+        </w:rPr>
+        <w:t>菜单界面</w:t>
+      </w:r>
+      <w:r>
+        <w:rPr>
+          <w:rFonts w:ascii="Tahoma" w:eastAsia="微软雅黑" w:hAnsi="Tahoma" w:hint="eastAsia"/>
+          <w:kern w:val="0"/>
+          <w:sz w:val="22"/>
+        </w:rPr>
+        <w:t xml:space="preserve"> </w:t>
+      </w:r>
+      <w:r>
+        <w:rPr>
+          <w:rFonts w:ascii="Tahoma" w:eastAsia="微软雅黑" w:hAnsi="Tahoma" w:hint="eastAsia"/>
+          <w:kern w:val="0"/>
+          <w:sz w:val="22"/>
+        </w:rPr>
+        <w:t>的类型插件，</w:t>
+      </w:r>
+    </w:p>
+    <w:p>
+      <w:pPr>
+        <w:widowControl/>
+        <w:adjustRightInd w:val="0"/>
+        <w:snapToGrid w:val="0"/>
+        <w:jc w:val="left"/>
+        <w:rPr>
+          <w:rFonts w:ascii="Tahoma" w:eastAsia="微软雅黑" w:hAnsi="Tahoma"/>
+          <w:kern w:val="0"/>
+          <w:sz w:val="22"/>
+        </w:rPr>
+      </w:pPr>
+      <w:r>
+        <w:rPr>
+          <w:rFonts w:ascii="Tahoma" w:eastAsia="微软雅黑" w:hAnsi="Tahoma" w:hint="eastAsia"/>
+          <w:kern w:val="0"/>
+          <w:sz w:val="22"/>
+        </w:rPr>
+        <w:t>都需要放在</w:t>
+      </w:r>
+      <w:r>
+        <w:rPr>
+          <w:rFonts w:ascii="Tahoma" w:eastAsia="微软雅黑" w:hAnsi="Tahoma" w:hint="eastAsia"/>
+          <w:kern w:val="0"/>
+          <w:sz w:val="22"/>
+        </w:rPr>
+        <w:t xml:space="preserve"> </w:t>
+      </w:r>
+      <w:r>
+        <w:rPr>
+          <w:rFonts w:ascii="Tahoma" w:eastAsia="微软雅黑" w:hAnsi="Tahoma" w:hint="eastAsia"/>
+          <w:b/>
+          <w:bCs/>
+          <w:kern w:val="0"/>
+          <w:sz w:val="22"/>
+        </w:rPr>
+        <w:t>游戏全局</w:t>
+      </w:r>
+      <w:r>
+        <w:rPr>
+          <w:rFonts w:ascii="Tahoma" w:eastAsia="微软雅黑" w:hAnsi="Tahoma" w:hint="eastAsia"/>
+          <w:kern w:val="0"/>
+          <w:sz w:val="22"/>
+        </w:rPr>
+        <w:t xml:space="preserve"> </w:t>
+      </w:r>
+      <w:r>
+        <w:rPr>
+          <w:rFonts w:ascii="Tahoma" w:eastAsia="微软雅黑" w:hAnsi="Tahoma" w:hint="eastAsia"/>
+          <w:kern w:val="0"/>
+          <w:sz w:val="22"/>
+        </w:rPr>
+        <w:t>插件的后面，</w:t>
+      </w:r>
+      <w:r>
+        <w:rPr>
+          <w:rFonts w:ascii="Tahoma" w:eastAsia="微软雅黑" w:hAnsi="Tahoma" w:hint="eastAsia"/>
+          <w:b/>
+          <w:bCs/>
+          <w:kern w:val="0"/>
+          <w:sz w:val="22"/>
+        </w:rPr>
+        <w:t>跨多界面</w:t>
+      </w:r>
+      <w:r>
+        <w:rPr>
+          <w:rFonts w:ascii="Tahoma" w:eastAsia="微软雅黑" w:hAnsi="Tahoma" w:hint="eastAsia"/>
+          <w:kern w:val="0"/>
+          <w:sz w:val="22"/>
+        </w:rPr>
+        <w:t xml:space="preserve"> </w:t>
+      </w:r>
+      <w:r>
+        <w:rPr>
+          <w:rFonts w:ascii="Tahoma" w:eastAsia="微软雅黑" w:hAnsi="Tahoma" w:hint="eastAsia"/>
+          <w:kern w:val="0"/>
+          <w:sz w:val="22"/>
+        </w:rPr>
+        <w:t>插件的前面。</w:t>
+      </w:r>
+    </w:p>
+    <w:p>
+      <w:pPr>
+        <w:widowControl/>
+        <w:adjustRightInd w:val="0"/>
+        <w:snapToGrid w:val="0"/>
+        <w:jc w:val="left"/>
+        <w:rPr>
+          <w:rFonts w:ascii="Tahoma" w:eastAsia="微软雅黑" w:hAnsi="Tahoma" w:hint="eastAsia"/>
+          <w:kern w:val="0"/>
+          <w:sz w:val="22"/>
+        </w:rPr>
+      </w:pPr>
+      <w:r>
+        <w:rPr>
+          <w:rFonts w:ascii="Tahoma" w:eastAsia="微软雅黑" w:hAnsi="Tahoma" w:hint="eastAsia"/>
+          <w:kern w:val="0"/>
+          <w:sz w:val="22"/>
+        </w:rPr>
+        <w:t>（</w:t>
+      </w:r>
+      <w:r>
+        <w:rPr>
+          <w:rFonts w:ascii="Tahoma" w:eastAsia="微软雅黑" w:hAnsi="Tahoma" w:hint="eastAsia"/>
+          <w:kern w:val="0"/>
+          <w:sz w:val="22"/>
+        </w:rPr>
+        <w:t>新的</w:t>
+      </w:r>
+      <w:r>
+        <w:rPr>
+          <w:rFonts w:ascii="Tahoma" w:eastAsia="微软雅黑" w:hAnsi="Tahoma" w:hint="eastAsia"/>
+          <w:kern w:val="0"/>
+          <w:sz w:val="22"/>
+        </w:rPr>
+        <w:t>界面</w:t>
+      </w:r>
+      <w:r>
+        <w:rPr>
+          <w:rFonts w:ascii="Tahoma" w:eastAsia="微软雅黑" w:hAnsi="Tahoma" w:hint="eastAsia"/>
+          <w:kern w:val="0"/>
+          <w:sz w:val="22"/>
+        </w:rPr>
+        <w:t>系统</w:t>
+      </w:r>
+      <w:r>
+        <w:rPr>
+          <w:rFonts w:ascii="Tahoma" w:eastAsia="微软雅黑" w:hAnsi="Tahoma" w:hint="eastAsia"/>
+          <w:kern w:val="0"/>
+          <w:sz w:val="22"/>
+        </w:rPr>
+        <w:t>，如</w:t>
+      </w:r>
+      <w:r>
+        <w:rPr>
+          <w:rFonts w:ascii="Tahoma" w:eastAsia="微软雅黑" w:hAnsi="Tahoma" w:hint="eastAsia"/>
+          <w:b/>
+          <w:bCs/>
+          <w:kern w:val="0"/>
+          <w:sz w:val="22"/>
+        </w:rPr>
+        <w:t>STG</w:t>
+      </w:r>
+      <w:r>
+        <w:rPr>
+          <w:rFonts w:ascii="Tahoma" w:eastAsia="微软雅黑" w:hAnsi="Tahoma" w:hint="eastAsia"/>
+          <w:b/>
+          <w:bCs/>
+          <w:kern w:val="0"/>
+          <w:sz w:val="22"/>
+        </w:rPr>
+        <w:t>界面</w:t>
+      </w:r>
+      <w:r>
+        <w:rPr>
+          <w:rFonts w:ascii="Tahoma" w:eastAsia="微软雅黑" w:hAnsi="Tahoma" w:hint="eastAsia"/>
+          <w:kern w:val="0"/>
+          <w:sz w:val="22"/>
+        </w:rPr>
+        <w:t>，也一样需要注意）</w:t>
+      </w:r>
+    </w:p>
+    <w:p>
+      <w:pPr>
+        <w:rPr>
+          <w:rFonts w:ascii="Tahoma" w:eastAsia="微软雅黑" w:hAnsi="Tahoma" w:hint="eastAsia"/>
+          <w:kern w:val="0"/>
+          <w:sz w:val="22"/>
+        </w:rPr>
+      </w:pPr>
+      <w:r>
+        <w:rPr>
+          <w:rFonts w:hint="eastAsia"/>
+        </w:rPr>
+        <w:object w:dxaOrig="13093" w:dyaOrig="6072" w14:anchorId="439D7CE4">
+          <v:shape id="_x0000_i1033" type="#_x0000_t75" style="width:415.2pt;height:192.6pt" o:ole="">
+            <v:imagedata r:id="rId26" o:title=""/>
+          </v:shape>
+          <o:OLEObject Type="Embed" ProgID="Visio.Drawing.15" ShapeID="_x0000_i1033" DrawAspect="Content" ObjectID="_1818690727" r:id="rId27"/>
+        </w:object>
+      </w:r>
+    </w:p>
+    <w:p>
+      <w:pPr>
+        <w:widowControl/>
+        <w:jc w:val="left"/>
+        <w:rPr>
+          <w:rFonts w:ascii="Tahoma" w:eastAsia="微软雅黑" w:hAnsi="Tahoma"/>
+          <w:kern w:val="0"/>
+          <w:sz w:val="22"/>
+        </w:rPr>
+      </w:pPr>
+      <w:r>
+        <w:rPr>
+          <w:rFonts w:ascii="Tahoma" w:eastAsia="微软雅黑" w:hAnsi="Tahoma"/>
+          <w:kern w:val="0"/>
+          <w:sz w:val="22"/>
+        </w:rPr>
+        <w:br w:type="page"/>
+      </w:r>
+    </w:p>
+    <w:p>
+      <w:pPr>
+        <w:pStyle w:val="3"/>
+        <w:rPr>
+          <w:rFonts w:hint="eastAsia"/>
+          <w:sz w:val="28"/>
+        </w:rPr>
+      </w:pPr>
+      <w:bookmarkStart w:id="3" w:name="_层级与堆叠级"/>
+      <w:bookmarkEnd w:id="3"/>
+      <w:r>
+        <w:rPr>
+          <w:rFonts w:hint="eastAsia"/>
+          <w:sz w:val="28"/>
+        </w:rPr>
+        <w:lastRenderedPageBreak/>
+        <w:t>层级与堆叠级</w:t>
+      </w:r>
+    </w:p>
+    <w:p>
+      <w:pPr>
+        <w:pStyle w:val="4"/>
+        <w:snapToGrid w:val="0"/>
+        <w:spacing w:before="120" w:after="120" w:line="240" w:lineRule="auto"/>
+        <w:rPr>
+          <w:rFonts w:ascii="微软雅黑" w:eastAsia="微软雅黑" w:hAnsi="微软雅黑" w:hint="eastAsia"/>
           <w:sz w:val="22"/>
           <w:szCs w:val="22"/>
         </w:rPr>
@@ -7787,9 +8220,9 @@
         </w:rPr>
         <w:object w:dxaOrig="8917" w:dyaOrig="4416" w14:anchorId="4923D9D3">
           <v:shape id="_x0000_i1032" type="#_x0000_t75" style="width:5in;height:178.2pt" o:ole="">
-            <v:imagedata r:id="rId26" o:title=""/>
+            <v:imagedata r:id="rId28" o:title=""/>
           </v:shape>
-          <o:OLEObject Type="Embed" ProgID="Visio.Drawing.15" ShapeID="_x0000_i1032" DrawAspect="Content" ObjectID="_1781762341" r:id="rId27"/>
+          <o:OLEObject Type="Embed" ProgID="Visio.Drawing.15" ShapeID="_x0000_i1032" DrawAspect="Content" ObjectID="_1818690728" r:id="rId29"/>
         </w:object>
       </w:r>
     </w:p>
@@ -7799,7 +8232,7 @@
         <w:snapToGrid w:val="0"/>
         <w:spacing w:before="120" w:after="120" w:line="240" w:lineRule="auto"/>
         <w:rPr>
-          <w:rFonts w:ascii="微软雅黑" w:eastAsia="微软雅黑" w:hAnsi="微软雅黑"/>
+          <w:rFonts w:ascii="微软雅黑" w:eastAsia="微软雅黑" w:hAnsi="微软雅黑" w:hint="eastAsia"/>
           <w:sz w:val="22"/>
           <w:szCs w:val="22"/>
         </w:rPr>
@@ -8390,7 +8823,7 @@
         <w:snapToGrid w:val="0"/>
         <w:spacing w:before="120" w:after="120" w:line="240" w:lineRule="auto"/>
         <w:rPr>
-          <w:rFonts w:ascii="微软雅黑" w:eastAsia="微软雅黑" w:hAnsi="微软雅黑"/>
+          <w:rFonts w:ascii="微软雅黑" w:eastAsia="微软雅黑" w:hAnsi="微软雅黑" w:hint="eastAsia"/>
           <w:sz w:val="22"/>
           <w:szCs w:val="22"/>
         </w:rPr>
@@ -8622,7 +9055,6 @@
         <w:tc>
           <w:tcPr>
             <w:tcW w:w="1418" w:type="dxa"/>
-            <w:shd w:val="clear" w:color="auto" w:fill="auto"/>
             <w:vAlign w:val="center"/>
           </w:tcPr>
           <w:p>
@@ -8757,7 +9189,6 @@
         <w:tc>
           <w:tcPr>
             <w:tcW w:w="1418" w:type="dxa"/>
-            <w:shd w:val="clear" w:color="auto" w:fill="auto"/>
             <w:vAlign w:val="center"/>
           </w:tcPr>
           <w:p>
@@ -8884,7 +9315,6 @@
         <w:tc>
           <w:tcPr>
             <w:tcW w:w="1418" w:type="dxa"/>
-            <w:shd w:val="clear" w:color="auto" w:fill="auto"/>
             <w:vAlign w:val="center"/>
           </w:tcPr>
           <w:p>
@@ -9010,7 +9440,6 @@
         <w:tc>
           <w:tcPr>
             <w:tcW w:w="1418" w:type="dxa"/>
-            <w:shd w:val="clear" w:color="auto" w:fill="auto"/>
             <w:vAlign w:val="center"/>
           </w:tcPr>
           <w:p>
@@ -9291,7 +9720,7 @@
                           </pic:cNvPicPr>
                         </pic:nvPicPr>
                         <pic:blipFill>
-                          <a:blip r:embed="rId28">
+                          <a:blip r:embed="rId30">
                             <a:extLst>
                               <a:ext uri="{28A0092B-C50C-407E-A947-70E740481C1C}">
                                 <a14:useLocalDpi xmlns:a14="http://schemas.microsoft.com/office/drawing/2010/main" val="0"/>
@@ -9358,7 +9787,7 @@
                           </pic:cNvPicPr>
                         </pic:nvPicPr>
                         <pic:blipFill>
-                          <a:blip r:embed="rId29">
+                          <a:blip r:embed="rId31">
                             <a:extLst>
                               <a:ext uri="{28A0092B-C50C-407E-A947-70E740481C1C}">
                                 <a14:useLocalDpi xmlns:a14="http://schemas.microsoft.com/office/drawing/2010/main" val="0"/>
@@ -9835,6 +10264,7 @@
       <w:pPr>
         <w:pStyle w:val="3"/>
         <w:rPr>
+          <w:rFonts w:hint="eastAsia"/>
           <w:sz w:val="28"/>
         </w:rPr>
       </w:pPr>
@@ -10318,6 +10748,7 @@
       <w:pPr>
         <w:pStyle w:val="3"/>
         <w:rPr>
+          <w:rFonts w:hint="eastAsia"/>
           <w:sz w:val="28"/>
         </w:rPr>
       </w:pPr>
@@ -10485,7 +10916,7 @@
           <w:noProof/>
         </w:rPr>
         <w:drawing>
-          <wp:inline distT="0" distB="0" distL="0" distR="0" wp14:anchorId="6B8CBE66" wp14:editId="1AFFFC41">
+          <wp:inline distT="0" distB="0" distL="0" distR="0" wp14:anchorId="6B8CBE66" wp14:editId="421A1EA9">
             <wp:extent cx="5274310" cy="3086735"/>
             <wp:effectExtent l="0" t="0" r="2540" b="0"/>
             <wp:docPr id="1" name="图片 1"/>
@@ -10502,7 +10933,7 @@
                     </pic:cNvPicPr>
                   </pic:nvPicPr>
                   <pic:blipFill>
-                    <a:blip r:embed="rId30" cstate="print">
+                    <a:blip r:embed="rId32" cstate="print">
                       <a:extLst>
                         <a:ext uri="{28A0092B-C50C-407E-A947-70E740481C1C}">
                           <a14:useLocalDpi xmlns:a14="http://schemas.microsoft.com/office/drawing/2010/main" val="0"/>
@@ -10535,7 +10966,7 @@
       </w:r>
     </w:p>
     <w:sectPr>
-      <w:headerReference w:type="default" r:id="rId31"/>
+      <w:headerReference w:type="default" r:id="rId33"/>
       <w:pgSz w:w="11906" w:h="16838"/>
       <w:pgMar w:top="1440" w:right="1800" w:bottom="1440" w:left="1800" w:header="851" w:footer="992" w:gutter="0"/>
       <w:cols w:space="425"/>
@@ -10546,9 +10977,14 @@
 </file>
 
 <file path=word/endnotes.xml><?xml version="1.0" encoding="utf-8"?>
-<w:endnotes xmlns:wpc="http://schemas.microsoft.com/office/word/2010/wordprocessingCanvas" xmlns:cx="http://schemas.microsoft.com/office/drawing/2014/chartex" xmlns:cx1="http://schemas.microsoft.com/office/drawing/2015/9/8/chartex" xmlns:cx2="http://schemas.microsoft.com/office/drawing/2015/10/21/chartex" xmlns:cx3="http://schemas.microsoft.com/office/drawing/2016/5/9/chartex" xmlns:cx4="http://schemas.microsoft.com/office/drawing/2016/5/10/chartex" xmlns:cx5="http://schemas.microsoft.com/office/drawing/2016/5/11/chartex" xmlns:cx6="http://schemas.microsoft.com/office/drawing/2016/5/12/chartex" xmlns:cx7="http://schemas.microsoft.com/office/drawing/2016/5/13/chartex" xmlns:cx8="http://schemas.microsoft.com/office/drawing/2016/5/14/chartex" xmlns:mc="http://schemas.openxmlformats.org/markup-compatibility/2006" xmlns:aink="http://schemas.microsoft.com/office/drawing/2016/ink" xmlns:am3d="http://schemas.microsoft.com/office/drawing/2017/model3d" xmlns:o="urn:schemas-microsoft-com:office:office" xmlns:oel="http://schemas.microsoft.com/office/2019/extlst" xmlns:r="http://schemas.openxmlformats.org/officeDocument/2006/relationships" xmlns:m="http://schemas.openxmlformats.org/officeDocument/2006/math" xmlns:v="urn:schemas-microsoft-com:vml" xmlns:wp14="http://schemas.microsoft.com/office/word/2010/wordprocessingDrawing" xmlns:wp="http://schemas.openxmlformats.org/drawingml/2006/wordprocessingDrawing" xmlns:w10="urn:schemas-microsoft-com:office:word" xmlns:w="http://schemas.openxmlformats.org/wordprocessingml/2006/main" xmlns:w14="http://schemas.microsoft.com/office/word/2010/wordml" xmlns:w15="http://schemas.microsoft.com/office/word/2012/wordml" xmlns:w16cex="http://schemas.microsoft.com/office/word/2018/wordml/cex" xmlns:w16cid="http://schemas.microsoft.com/office/word/2016/wordml/cid" xmlns:w16="http://schemas.microsoft.com/office/word/2018/wordml" xmlns:w16du="http://schemas.microsoft.com/office/word/2023/wordml/word16du" xmlns:w16sdtdh="http://schemas.microsoft.com/office/word/2020/wordml/sdtdatahash" xmlns:w16se="http://schemas.microsoft.com/office/word/2015/wordml/symex" xmlns:wpg="http://schemas.microsoft.com/office/word/2010/wordprocessingGroup" xmlns:wpi="http://schemas.microsoft.com/office/word/2010/wordprocessingInk" xmlns:wne="http://schemas.microsoft.com/office/word/2006/wordml" xmlns:wps="http://schemas.microsoft.com/office/word/2010/wordprocessingShape" mc:Ignorable="w14 w15 w16se w16cid w16 w16cex w16sdtdh w16du wp14">
+<w:endnotes xmlns:wpc="http://schemas.microsoft.com/office/word/2010/wordprocessingCanvas" xmlns:cx="http://schemas.microsoft.com/office/drawing/2014/chartex" xmlns:cx1="http://schemas.microsoft.com/office/drawing/2015/9/8/chartex" xmlns:cx2="http://schemas.microsoft.com/office/drawing/2015/10/21/chartex" xmlns:cx3="http://schemas.microsoft.com/office/drawing/2016/5/9/chartex" xmlns:cx4="http://schemas.microsoft.com/office/drawing/2016/5/10/chartex" xmlns:cx5="http://schemas.microsoft.com/office/drawing/2016/5/11/chartex" xmlns:cx6="http://schemas.microsoft.com/office/drawing/2016/5/12/chartex" xmlns:cx7="http://schemas.microsoft.com/office/drawing/2016/5/13/chartex" xmlns:cx8="http://schemas.microsoft.com/office/drawing/2016/5/14/chartex" xmlns:mc="http://schemas.openxmlformats.org/markup-compatibility/2006" xmlns:aink="http://schemas.microsoft.com/office/drawing/2016/ink" xmlns:am3d="http://schemas.microsoft.com/office/drawing/2017/model3d" xmlns:o="urn:schemas-microsoft-com:office:office" xmlns:oel="http://schemas.microsoft.com/office/2019/extlst" xmlns:r="http://schemas.openxmlformats.org/officeDocument/2006/relationships" xmlns:m="http://schemas.openxmlformats.org/officeDocument/2006/math" xmlns:v="urn:schemas-microsoft-com:vml" xmlns:wp14="http://schemas.microsoft.com/office/word/2010/wordprocessingDrawing" xmlns:wp="http://schemas.openxmlformats.org/drawingml/2006/wordprocessingDrawing" xmlns:w10="urn:schemas-microsoft-com:office:word" xmlns:w="http://schemas.openxmlformats.org/wordprocessingml/2006/main" xmlns:w14="http://schemas.microsoft.com/office/word/2010/wordml" xmlns:w15="http://schemas.microsoft.com/office/word/2012/wordml" xmlns:w16cex="http://schemas.microsoft.com/office/word/2018/wordml/cex" xmlns:w16cid="http://schemas.microsoft.com/office/word/2016/wordml/cid" xmlns:w16="http://schemas.microsoft.com/office/word/2018/wordml" xmlns:w16du="http://schemas.microsoft.com/office/word/2023/wordml/word16du" xmlns:w16sdtdh="http://schemas.microsoft.com/office/word/2020/wordml/sdtdatahash" xmlns:w16sdtfl="http://schemas.microsoft.com/office/word/2024/wordml/sdtformatlock" xmlns:w16se="http://schemas.microsoft.com/office/word/2015/wordml/symex" xmlns:wpg="http://schemas.microsoft.com/office/word/2010/wordprocessingGroup" xmlns:wpi="http://schemas.microsoft.com/office/word/2010/wordprocessingInk" xmlns:wne="http://schemas.microsoft.com/office/word/2006/wordml" xmlns:wps="http://schemas.microsoft.com/office/word/2010/wordprocessingShape" mc:Ignorable="w14 w15 w16se w16cid w16 w16cex w16sdtdh w16sdtfl w16du wp14">
   <w:endnote w:type="separator" w:id="-1">
     <w:p>
+      <w:pPr>
+        <w:rPr>
+          <w:rFonts w:hint="eastAsia"/>
+        </w:rPr>
+      </w:pPr>
       <w:r>
         <w:separator/>
       </w:r>
@@ -10556,6 +10992,11 @@
   </w:endnote>
   <w:endnote w:type="continuationSeparator" w:id="0">
     <w:p>
+      <w:pPr>
+        <w:rPr>
+          <w:rFonts w:hint="eastAsia"/>
+        </w:rPr>
+      </w:pPr>
       <w:r>
         <w:continuationSeparator/>
       </w:r>
@@ -10565,9 +11006,14 @@
 </file>
 
 <file path=word/footnotes.xml><?xml version="1.0" encoding="utf-8"?>
-<w:footnotes xmlns:wpc="http://schemas.microsoft.com/office/word/2010/wordprocessingCanvas" xmlns:cx="http://schemas.microsoft.com/office/drawing/2014/chartex" xmlns:cx1="http://schemas.microsoft.com/office/drawing/2015/9/8/chartex" xmlns:cx2="http://schemas.microsoft.com/office/drawing/2015/10/21/chartex" xmlns:cx3="http://schemas.microsoft.com/office/drawing/2016/5/9/chartex" xmlns:cx4="http://schemas.microsoft.com/office/drawing/2016/5/10/chartex" xmlns:cx5="http://schemas.microsoft.com/office/drawing/2016/5/11/chartex" xmlns:cx6="http://schemas.microsoft.com/office/drawing/2016/5/12/chartex" xmlns:cx7="http://schemas.microsoft.com/office/drawing/2016/5/13/chartex" xmlns:cx8="http://schemas.microsoft.com/office/drawing/2016/5/14/chartex" xmlns:mc="http://schemas.openxmlformats.org/markup-compatibility/2006" xmlns:aink="http://schemas.microsoft.com/office/drawing/2016/ink" xmlns:am3d="http://schemas.microsoft.com/office/drawing/2017/model3d" xmlns:o="urn:schemas-microsoft-com:office:office" xmlns:oel="http://schemas.microsoft.com/office/2019/extlst" xmlns:r="http://schemas.openxmlformats.org/officeDocument/2006/relationships" xmlns:m="http://schemas.openxmlformats.org/officeDocument/2006/math" xmlns:v="urn:schemas-microsoft-com:vml" xmlns:wp14="http://schemas.microsoft.com/office/word/2010/wordprocessingDrawing" xmlns:wp="http://schemas.openxmlformats.org/drawingml/2006/wordprocessingDrawing" xmlns:w10="urn:schemas-microsoft-com:office:word" xmlns:w="http://schemas.openxmlformats.org/wordprocessingml/2006/main" xmlns:w14="http://schemas.microsoft.com/office/word/2010/wordml" xmlns:w15="http://schemas.microsoft.com/office/word/2012/wordml" xmlns:w16cex="http://schemas.microsoft.com/office/word/2018/wordml/cex" xmlns:w16cid="http://schemas.microsoft.com/office/word/2016/wordml/cid" xmlns:w16="http://schemas.microsoft.com/office/word/2018/wordml" xmlns:w16du="http://schemas.microsoft.com/office/word/2023/wordml/word16du" xmlns:w16sdtdh="http://schemas.microsoft.com/office/word/2020/wordml/sdtdatahash" xmlns:w16se="http://schemas.microsoft.com/office/word/2015/wordml/symex" xmlns:wpg="http://schemas.microsoft.com/office/word/2010/wordprocessingGroup" xmlns:wpi="http://schemas.microsoft.com/office/word/2010/wordprocessingInk" xmlns:wne="http://schemas.microsoft.com/office/word/2006/wordml" xmlns:wps="http://schemas.microsoft.com/office/word/2010/wordprocessingShape" mc:Ignorable="w14 w15 w16se w16cid w16 w16cex w16sdtdh w16du wp14">
+<w:footnotes xmlns:wpc="http://schemas.microsoft.com/office/word/2010/wordprocessingCanvas" xmlns:cx="http://schemas.microsoft.com/office/drawing/2014/chartex" xmlns:cx1="http://schemas.microsoft.com/office/drawing/2015/9/8/chartex" xmlns:cx2="http://schemas.microsoft.com/office/drawing/2015/10/21/chartex" xmlns:cx3="http://schemas.microsoft.com/office/drawing/2016/5/9/chartex" xmlns:cx4="http://schemas.microsoft.com/office/drawing/2016/5/10/chartex" xmlns:cx5="http://schemas.microsoft.com/office/drawing/2016/5/11/chartex" xmlns:cx6="http://schemas.microsoft.com/office/drawing/2016/5/12/chartex" xmlns:cx7="http://schemas.microsoft.com/office/drawing/2016/5/13/chartex" xmlns:cx8="http://schemas.microsoft.com/office/drawing/2016/5/14/chartex" xmlns:mc="http://schemas.openxmlformats.org/markup-compatibility/2006" xmlns:aink="http://schemas.microsoft.com/office/drawing/2016/ink" xmlns:am3d="http://schemas.microsoft.com/office/drawing/2017/model3d" xmlns:o="urn:schemas-microsoft-com:office:office" xmlns:oel="http://schemas.microsoft.com/office/2019/extlst" xmlns:r="http://schemas.openxmlformats.org/officeDocument/2006/relationships" xmlns:m="http://schemas.openxmlformats.org/officeDocument/2006/math" xmlns:v="urn:schemas-microsoft-com:vml" xmlns:wp14="http://schemas.microsoft.com/office/word/2010/wordprocessingDrawing" xmlns:wp="http://schemas.openxmlformats.org/drawingml/2006/wordprocessingDrawing" xmlns:w10="urn:schemas-microsoft-com:office:word" xmlns:w="http://schemas.openxmlformats.org/wordprocessingml/2006/main" xmlns:w14="http://schemas.microsoft.com/office/word/2010/wordml" xmlns:w15="http://schemas.microsoft.com/office/word/2012/wordml" xmlns:w16cex="http://schemas.microsoft.com/office/word/2018/wordml/cex" xmlns:w16cid="http://schemas.microsoft.com/office/word/2016/wordml/cid" xmlns:w16="http://schemas.microsoft.com/office/word/2018/wordml" xmlns:w16du="http://schemas.microsoft.com/office/word/2023/wordml/word16du" xmlns:w16sdtdh="http://schemas.microsoft.com/office/word/2020/wordml/sdtdatahash" xmlns:w16sdtfl="http://schemas.microsoft.com/office/word/2024/wordml/sdtformatlock" xmlns:w16se="http://schemas.microsoft.com/office/word/2015/wordml/symex" xmlns:wpg="http://schemas.microsoft.com/office/word/2010/wordprocessingGroup" xmlns:wpi="http://schemas.microsoft.com/office/word/2010/wordprocessingInk" xmlns:wne="http://schemas.microsoft.com/office/word/2006/wordml" xmlns:wps="http://schemas.microsoft.com/office/word/2010/wordprocessingShape" mc:Ignorable="w14 w15 w16se w16cid w16 w16cex w16sdtdh w16sdtfl w16du wp14">
   <w:footnote w:type="separator" w:id="-1">
     <w:p>
+      <w:pPr>
+        <w:rPr>
+          <w:rFonts w:hint="eastAsia"/>
+        </w:rPr>
+      </w:pPr>
       <w:r>
         <w:separator/>
       </w:r>
@@ -10575,6 +11021,11 @@
   </w:footnote>
   <w:footnote w:type="continuationSeparator" w:id="0">
     <w:p>
+      <w:pPr>
+        <w:rPr>
+          <w:rFonts w:hint="eastAsia"/>
+        </w:rPr>
+      </w:pPr>
       <w:r>
         <w:continuationSeparator/>
       </w:r>
@@ -10584,12 +11035,12 @@
 </file>
 
 <file path=word/header1.xml><?xml version="1.0" encoding="utf-8"?>
-<w:hdr xmlns:wpc="http://schemas.microsoft.com/office/word/2010/wordprocessingCanvas" xmlns:cx="http://schemas.microsoft.com/office/drawing/2014/chartex" xmlns:cx1="http://schemas.microsoft.com/office/drawing/2015/9/8/chartex" xmlns:cx2="http://schemas.microsoft.com/office/drawing/2015/10/21/chartex" xmlns:cx3="http://schemas.microsoft.com/office/drawing/2016/5/9/chartex" xmlns:cx4="http://schemas.microsoft.com/office/drawing/2016/5/10/chartex" xmlns:cx5="http://schemas.microsoft.com/office/drawing/2016/5/11/chartex" xmlns:cx6="http://schemas.microsoft.com/office/drawing/2016/5/12/chartex" xmlns:cx7="http://schemas.microsoft.com/office/drawing/2016/5/13/chartex" xmlns:cx8="http://schemas.microsoft.com/office/drawing/2016/5/14/chartex" xmlns:mc="http://schemas.openxmlformats.org/markup-compatibility/2006" xmlns:aink="http://schemas.microsoft.com/office/drawing/2016/ink" xmlns:am3d="http://schemas.microsoft.com/office/drawing/2017/model3d" xmlns:o="urn:schemas-microsoft-com:office:office" xmlns:oel="http://schemas.microsoft.com/office/2019/extlst" xmlns:r="http://schemas.openxmlformats.org/officeDocument/2006/relationships" xmlns:m="http://schemas.openxmlformats.org/officeDocument/2006/math" xmlns:v="urn:schemas-microsoft-com:vml" xmlns:wp14="http://schemas.microsoft.com/office/word/2010/wordprocessingDrawing" xmlns:wp="http://schemas.openxmlformats.org/drawingml/2006/wordprocessingDrawing" xmlns:w10="urn:schemas-microsoft-com:office:word" xmlns:w="http://schemas.openxmlformats.org/wordprocessingml/2006/main" xmlns:w14="http://schemas.microsoft.com/office/word/2010/wordml" xmlns:w15="http://schemas.microsoft.com/office/word/2012/wordml" xmlns:w16cex="http://schemas.microsoft.com/office/word/2018/wordml/cex" xmlns:w16cid="http://schemas.microsoft.com/office/word/2016/wordml/cid" xmlns:w16="http://schemas.microsoft.com/office/word/2018/wordml" xmlns:w16du="http://schemas.microsoft.com/office/word/2023/wordml/word16du" xmlns:w16sdtdh="http://schemas.microsoft.com/office/word/2020/wordml/sdtdatahash" xmlns:w16se="http://schemas.microsoft.com/office/word/2015/wordml/symex" xmlns:wpg="http://schemas.microsoft.com/office/word/2010/wordprocessingGroup" xmlns:wpi="http://schemas.microsoft.com/office/word/2010/wordprocessingInk" xmlns:wne="http://schemas.microsoft.com/office/word/2006/wordml" xmlns:wps="http://schemas.microsoft.com/office/word/2010/wordprocessingShape" mc:Ignorable="w14 w15 w16se w16cid w16 w16cex w16sdtdh w16du wp14">
+<w:hdr xmlns:wpc="http://schemas.microsoft.com/office/word/2010/wordprocessingCanvas" xmlns:cx="http://schemas.microsoft.com/office/drawing/2014/chartex" xmlns:cx1="http://schemas.microsoft.com/office/drawing/2015/9/8/chartex" xmlns:cx2="http://schemas.microsoft.com/office/drawing/2015/10/21/chartex" xmlns:cx3="http://schemas.microsoft.com/office/drawing/2016/5/9/chartex" xmlns:cx4="http://schemas.microsoft.com/office/drawing/2016/5/10/chartex" xmlns:cx5="http://schemas.microsoft.com/office/drawing/2016/5/11/chartex" xmlns:cx6="http://schemas.microsoft.com/office/drawing/2016/5/12/chartex" xmlns:cx7="http://schemas.microsoft.com/office/drawing/2016/5/13/chartex" xmlns:cx8="http://schemas.microsoft.com/office/drawing/2016/5/14/chartex" xmlns:mc="http://schemas.openxmlformats.org/markup-compatibility/2006" xmlns:aink="http://schemas.microsoft.com/office/drawing/2016/ink" xmlns:am3d="http://schemas.microsoft.com/office/drawing/2017/model3d" xmlns:o="urn:schemas-microsoft-com:office:office" xmlns:oel="http://schemas.microsoft.com/office/2019/extlst" xmlns:r="http://schemas.openxmlformats.org/officeDocument/2006/relationships" xmlns:m="http://schemas.openxmlformats.org/officeDocument/2006/math" xmlns:v="urn:schemas-microsoft-com:vml" xmlns:wp14="http://schemas.microsoft.com/office/word/2010/wordprocessingDrawing" xmlns:wp="http://schemas.openxmlformats.org/drawingml/2006/wordprocessingDrawing" xmlns:w10="urn:schemas-microsoft-com:office:word" xmlns:w="http://schemas.openxmlformats.org/wordprocessingml/2006/main" xmlns:w14="http://schemas.microsoft.com/office/word/2010/wordml" xmlns:w15="http://schemas.microsoft.com/office/word/2012/wordml" xmlns:w16cex="http://schemas.microsoft.com/office/word/2018/wordml/cex" xmlns:w16cid="http://schemas.microsoft.com/office/word/2016/wordml/cid" xmlns:w16="http://schemas.microsoft.com/office/word/2018/wordml" xmlns:w16du="http://schemas.microsoft.com/office/word/2023/wordml/word16du" xmlns:w16sdtdh="http://schemas.microsoft.com/office/word/2020/wordml/sdtdatahash" xmlns:w16sdtfl="http://schemas.microsoft.com/office/word/2024/wordml/sdtformatlock" xmlns:w16se="http://schemas.microsoft.com/office/word/2015/wordml/symex" xmlns:wpg="http://schemas.microsoft.com/office/word/2010/wordprocessingGroup" xmlns:wpi="http://schemas.microsoft.com/office/word/2010/wordprocessingInk" xmlns:wne="http://schemas.microsoft.com/office/word/2006/wordml" xmlns:wps="http://schemas.microsoft.com/office/word/2010/wordprocessingShape" mc:Ignorable="w14 w15 w16se w16cid w16 w16cex w16sdtdh w16sdtfl w16du wp14">
   <w:p>
     <w:pPr>
       <w:jc w:val="center"/>
       <w:rPr>
-        <w:rFonts w:ascii="微软雅黑" w:eastAsia="微软雅黑" w:hAnsi="微软雅黑"/>
+        <w:rFonts w:ascii="微软雅黑" w:eastAsia="微软雅黑" w:hAnsi="微软雅黑" w:hint="eastAsia"/>
         <w:sz w:val="20"/>
       </w:rPr>
     </w:pPr>
@@ -10694,7 +11145,7 @@
 </file>
 
 <file path=word/styles.xml><?xml version="1.0" encoding="utf-8"?>
-<w:styles xmlns:mc="http://schemas.openxmlformats.org/markup-compatibility/2006" xmlns:r="http://schemas.openxmlformats.org/officeDocument/2006/relationships" xmlns:w="http://schemas.openxmlformats.org/wordprocessingml/2006/main" xmlns:w14="http://schemas.microsoft.com/office/word/2010/wordml" xmlns:w15="http://schemas.microsoft.com/office/word/2012/wordml" xmlns:w16cex="http://schemas.microsoft.com/office/word/2018/wordml/cex" xmlns:w16cid="http://schemas.microsoft.com/office/word/2016/wordml/cid" xmlns:w16="http://schemas.microsoft.com/office/word/2018/wordml" xmlns:w16du="http://schemas.microsoft.com/office/word/2023/wordml/word16du" xmlns:w16sdtdh="http://schemas.microsoft.com/office/word/2020/wordml/sdtdatahash" xmlns:w16se="http://schemas.microsoft.com/office/word/2015/wordml/symex" mc:Ignorable="w14 w15 w16se w16cid w16 w16cex w16sdtdh w16du">
+<w:styles xmlns:mc="http://schemas.openxmlformats.org/markup-compatibility/2006" xmlns:r="http://schemas.openxmlformats.org/officeDocument/2006/relationships" xmlns:w="http://schemas.openxmlformats.org/wordprocessingml/2006/main" xmlns:w14="http://schemas.microsoft.com/office/word/2010/wordml" xmlns:w15="http://schemas.microsoft.com/office/word/2012/wordml" xmlns:w16cex="http://schemas.microsoft.com/office/word/2018/wordml/cex" xmlns:w16cid="http://schemas.microsoft.com/office/word/2016/wordml/cid" xmlns:w16="http://schemas.microsoft.com/office/word/2018/wordml" xmlns:w16du="http://schemas.microsoft.com/office/word/2023/wordml/word16du" xmlns:w16sdtdh="http://schemas.microsoft.com/office/word/2020/wordml/sdtdatahash" xmlns:w16sdtfl="http://schemas.microsoft.com/office/word/2024/wordml/sdtformatlock" xmlns:w16se="http://schemas.microsoft.com/office/word/2015/wordml/symex" mc:Ignorable="w14 w15 w16se w16cid w16 w16cex w16sdtdh w16sdtfl w16du">
   <w:docDefaults>
     <w:rPrDefault>
       <w:rPr>

--- a/插件详细手册/0.基本定义/界面.docx
+++ b/插件详细手册/0.基本定义/界面.docx
@@ -69,7 +69,7 @@
           <w:kern w:val="0"/>
           <w:sz w:val="22"/>
         </w:rPr>
-        <w:t>是指用</w:t>
+        <w:t>是指</w:t>
       </w:r>
       <w:r>
         <w:rPr>
@@ -78,7 +78,7 @@
           <w:kern w:val="0"/>
           <w:sz w:val="22"/>
         </w:rPr>
-        <w:t>户</w:t>
+        <w:t>玩家</w:t>
       </w:r>
       <w:r>
         <w:rPr>
@@ -143,46 +143,22 @@
     </w:p>
     <w:p>
       <w:pPr>
-        <w:widowControl/>
-        <w:adjustRightInd w:val="0"/>
-        <w:jc w:val="left"/>
-        <w:rPr>
-          <w:rFonts w:ascii="Tahoma" w:eastAsia="微软雅黑" w:hAnsi="Tahoma"/>
-          <w:b/>
-          <w:bCs/>
-          <w:kern w:val="0"/>
-          <w:sz w:val="22"/>
-        </w:rPr>
-      </w:pPr>
-      <w:r>
-        <w:rPr>
-          <w:rFonts w:ascii="Tahoma" w:eastAsia="微软雅黑" w:hAnsi="Tahoma" w:hint="eastAsia"/>
-          <w:b/>
-          <w:bCs/>
-          <w:kern w:val="0"/>
-          <w:sz w:val="22"/>
-        </w:rPr>
-        <w:t>1</w:t>
-      </w:r>
-      <w:r>
-        <w:rPr>
-          <w:rFonts w:ascii="Tahoma" w:eastAsia="微软雅黑" w:hAnsi="Tahoma" w:hint="eastAsia"/>
-          <w:b/>
-          <w:bCs/>
-          <w:kern w:val="0"/>
-          <w:sz w:val="22"/>
-        </w:rPr>
-        <w:t>）</w:t>
-      </w:r>
-      <w:r>
-        <w:rPr>
-          <w:rFonts w:ascii="Tahoma" w:eastAsia="微软雅黑" w:hAnsi="Tahoma" w:hint="eastAsia"/>
-          <w:b/>
-          <w:bCs/>
-          <w:kern w:val="0"/>
-          <w:sz w:val="22"/>
-        </w:rPr>
-        <w:t>脚本名称</w:t>
+        <w:pStyle w:val="4"/>
+        <w:snapToGrid w:val="0"/>
+        <w:spacing w:before="120" w:after="120" w:line="240" w:lineRule="auto"/>
+        <w:rPr>
+          <w:rFonts w:ascii="微软雅黑" w:eastAsia="微软雅黑" w:hAnsi="微软雅黑" w:hint="eastAsia"/>
+          <w:sz w:val="22"/>
+          <w:szCs w:val="22"/>
+        </w:rPr>
+      </w:pPr>
+      <w:r>
+        <w:rPr>
+          <w:rFonts w:ascii="微软雅黑" w:eastAsia="微软雅黑" w:hAnsi="微软雅黑" w:hint="eastAsia"/>
+          <w:sz w:val="22"/>
+          <w:szCs w:val="22"/>
+        </w:rPr>
+        <w:t>1）脚本名称</w:t>
       </w:r>
     </w:p>
     <w:p>
@@ -313,17 +289,13 @@
       </w:pPr>
       <w:r>
         <w:rPr>
-          <w:rFonts w:ascii="宋体" w:eastAsia="宋体" w:hAnsi="宋体" w:cs="宋体"/>
           <w:noProof/>
-          <w:kern w:val="0"/>
-          <w:sz w:val="24"/>
-          <w:szCs w:val="24"/>
         </w:rPr>
         <w:drawing>
-          <wp:inline distT="0" distB="0" distL="0" distR="0" wp14:anchorId="6A80D062" wp14:editId="32F57C95">
-            <wp:extent cx="4091940" cy="1288656"/>
-            <wp:effectExtent l="0" t="0" r="3810" b="6985"/>
-            <wp:docPr id="2" name="图片 2"/>
+          <wp:inline distT="0" distB="0" distL="0" distR="0" wp14:anchorId="0B701790" wp14:editId="72E9FAEA">
+            <wp:extent cx="4267200" cy="1345442"/>
+            <wp:effectExtent l="0" t="0" r="0" b="7620"/>
+            <wp:docPr id="1807479060" name="图片 1"/>
             <wp:cNvGraphicFramePr>
               <a:graphicFrameLocks xmlns:a="http://schemas.openxmlformats.org/drawingml/2006/main" noChangeAspect="1"/>
             </wp:cNvGraphicFramePr>
@@ -331,7 +303,7 @@
               <a:graphicData uri="http://schemas.openxmlformats.org/drawingml/2006/picture">
                 <pic:pic xmlns:pic="http://schemas.openxmlformats.org/drawingml/2006/picture">
                   <pic:nvPicPr>
-                    <pic:cNvPr id="0" name="Picture 6"/>
+                    <pic:cNvPr id="0" name="Picture 10"/>
                     <pic:cNvPicPr>
                       <a:picLocks noChangeAspect="1" noChangeArrowheads="1"/>
                     </pic:cNvPicPr>
@@ -352,7 +324,7 @@
                   <pic:spPr bwMode="auto">
                     <a:xfrm>
                       <a:off x="0" y="0"/>
-                      <a:ext cx="4105882" cy="1293047"/>
+                      <a:ext cx="4284838" cy="1351003"/>
                     </a:xfrm>
                     <a:prstGeom prst="rect">
                       <a:avLst/>
@@ -371,46 +343,30 @@
     </w:p>
     <w:p>
       <w:pPr>
-        <w:widowControl/>
-        <w:adjustRightInd w:val="0"/>
-        <w:jc w:val="left"/>
-        <w:rPr>
-          <w:rFonts w:ascii="Tahoma" w:eastAsia="微软雅黑" w:hAnsi="Tahoma"/>
-          <w:b/>
-          <w:bCs/>
-          <w:kern w:val="0"/>
-          <w:sz w:val="22"/>
-        </w:rPr>
-      </w:pPr>
-      <w:r>
-        <w:rPr>
-          <w:rFonts w:ascii="Tahoma" w:eastAsia="微软雅黑" w:hAnsi="Tahoma"/>
-          <w:b/>
-          <w:bCs/>
-          <w:kern w:val="0"/>
-          <w:sz w:val="22"/>
+        <w:pStyle w:val="4"/>
+        <w:snapToGrid w:val="0"/>
+        <w:spacing w:before="120" w:after="120" w:line="240" w:lineRule="auto"/>
+        <w:rPr>
+          <w:rFonts w:ascii="微软雅黑" w:eastAsia="微软雅黑" w:hAnsi="微软雅黑" w:hint="eastAsia"/>
+          <w:sz w:val="22"/>
+          <w:szCs w:val="22"/>
+        </w:rPr>
+      </w:pPr>
+      <w:r>
+        <w:rPr>
+          <w:rFonts w:ascii="微软雅黑" w:eastAsia="微软雅黑" w:hAnsi="微软雅黑"/>
+          <w:sz w:val="22"/>
+          <w:szCs w:val="22"/>
         </w:rPr>
         <w:t>2</w:t>
       </w:r>
       <w:r>
         <w:rPr>
-          <w:rFonts w:ascii="Tahoma" w:eastAsia="微软雅黑" w:hAnsi="Tahoma" w:hint="eastAsia"/>
-          <w:b/>
-          <w:bCs/>
-          <w:kern w:val="0"/>
-          <w:sz w:val="22"/>
-        </w:rPr>
-        <w:t>）</w:t>
-      </w:r>
-      <w:r>
-        <w:rPr>
-          <w:rFonts w:ascii="Tahoma" w:eastAsia="微软雅黑" w:hAnsi="Tahoma" w:hint="eastAsia"/>
-          <w:b/>
-          <w:bCs/>
-          <w:kern w:val="0"/>
-          <w:sz w:val="22"/>
-        </w:rPr>
-        <w:t>界面类型</w:t>
+          <w:rFonts w:ascii="微软雅黑" w:eastAsia="微软雅黑" w:hAnsi="微软雅黑" w:hint="eastAsia"/>
+          <w:sz w:val="22"/>
+          <w:szCs w:val="22"/>
+        </w:rPr>
+        <w:t>）界面类型</w:t>
       </w:r>
     </w:p>
     <w:p>
@@ -462,20 +418,12 @@
       <w:r>
         <w:rPr>
           <w:rFonts w:ascii="Tahoma" w:eastAsia="微软雅黑" w:hAnsi="Tahoma" w:hint="eastAsia"/>
-          <w:kern w:val="0"/>
-          <w:sz w:val="22"/>
-        </w:rPr>
-        <w:t>、</w:t>
-      </w:r>
-      <w:r>
-        <w:rPr>
-          <w:rFonts w:ascii="Tahoma" w:eastAsia="微软雅黑" w:hAnsi="Tahoma" w:hint="eastAsia"/>
           <w:b/>
           <w:bCs/>
           <w:kern w:val="0"/>
           <w:sz w:val="22"/>
         </w:rPr>
-        <w:t>地图</w:t>
+        <w:t>界面</w:t>
       </w:r>
       <w:r>
         <w:rPr>
@@ -493,7 +441,45 @@
           <w:kern w:val="0"/>
           <w:sz w:val="22"/>
         </w:rPr>
+        <w:t>地图</w:t>
+      </w:r>
+      <w:r>
+        <w:rPr>
+          <w:rFonts w:ascii="Tahoma" w:eastAsia="微软雅黑" w:hAnsi="Tahoma" w:hint="eastAsia"/>
+          <w:b/>
+          <w:bCs/>
+          <w:kern w:val="0"/>
+          <w:sz w:val="22"/>
+        </w:rPr>
+        <w:t>界面</w:t>
+      </w:r>
+      <w:r>
+        <w:rPr>
+          <w:rFonts w:ascii="Tahoma" w:eastAsia="微软雅黑" w:hAnsi="Tahoma" w:hint="eastAsia"/>
+          <w:kern w:val="0"/>
+          <w:sz w:val="22"/>
+        </w:rPr>
+        <w:t>、</w:t>
+      </w:r>
+      <w:r>
+        <w:rPr>
+          <w:rFonts w:ascii="Tahoma" w:eastAsia="微软雅黑" w:hAnsi="Tahoma" w:hint="eastAsia"/>
+          <w:b/>
+          <w:bCs/>
+          <w:kern w:val="0"/>
+          <w:sz w:val="22"/>
+        </w:rPr>
         <w:t>菜单</w:t>
+      </w:r>
+      <w:r>
+        <w:rPr>
+          <w:rFonts w:ascii="Tahoma" w:eastAsia="微软雅黑" w:hAnsi="Tahoma" w:hint="eastAsia"/>
+          <w:b/>
+          <w:bCs/>
+          <w:kern w:val="0"/>
+          <w:sz w:val="22"/>
+        </w:rPr>
+        <w:t>界面</w:t>
       </w:r>
       <w:r>
         <w:rPr>
@@ -522,23 +508,28 @@
           <w:kern w:val="0"/>
           <w:sz w:val="22"/>
         </w:rPr>
-        <w:t>（</w:t>
-      </w:r>
-      <w:r>
-        <w:rPr>
-          <w:rFonts w:ascii="Tahoma" w:eastAsia="微软雅黑" w:hAnsi="Tahoma" w:hint="eastAsia"/>
-          <w:kern w:val="0"/>
-          <w:sz w:val="22"/>
-        </w:rPr>
-        <w:t>战斗界面和地图界面内容复杂，通过大量游戏数据拼接而成；而菜单界面内容简单，但是数量特别多，是一套大卡组。</w:t>
-      </w:r>
-      <w:r>
-        <w:rPr>
-          <w:rFonts w:ascii="Tahoma" w:eastAsia="微软雅黑" w:hAnsi="Tahoma" w:hint="eastAsia"/>
-          <w:kern w:val="0"/>
-          <w:sz w:val="22"/>
-        </w:rPr>
-        <w:t>）</w:t>
+        <w:t>战斗界面和地图界面内容复杂，通过大量游戏数据拼接而成；</w:t>
+      </w:r>
+    </w:p>
+    <w:p>
+      <w:pPr>
+        <w:widowControl/>
+        <w:adjustRightInd w:val="0"/>
+        <w:snapToGrid w:val="0"/>
+        <w:jc w:val="left"/>
+        <w:rPr>
+          <w:rFonts w:ascii="Tahoma" w:eastAsia="微软雅黑" w:hAnsi="Tahoma"/>
+          <w:kern w:val="0"/>
+          <w:sz w:val="22"/>
+        </w:rPr>
+      </w:pPr>
+      <w:r>
+        <w:rPr>
+          <w:rFonts w:ascii="Tahoma" w:eastAsia="微软雅黑" w:hAnsi="Tahoma" w:hint="eastAsia"/>
+          <w:kern w:val="0"/>
+          <w:sz w:val="22"/>
+        </w:rPr>
+        <w:t>而菜单界面内容简单，但是数量特别多，是一套大卡组。</w:t>
       </w:r>
     </w:p>
     <w:p>
@@ -582,10 +573,104 @@
           <v:shape id="_x0000_i1025" type="#_x0000_t75" style="width:223.8pt;height:226.8pt" o:ole="">
             <v:imagedata r:id="rId8" o:title=""/>
           </v:shape>
-          <o:OLEObject Type="Embed" ProgID="Visio.Drawing.15" ShapeID="_x0000_i1025" DrawAspect="Content" ObjectID="_1818690720" r:id="rId9"/>
+          <o:OLEObject Type="Embed" ProgID="Visio.Drawing.15" ShapeID="_x0000_i1025" DrawAspect="Content" ObjectID="_1832084742" r:id="rId9"/>
         </w:object>
       </w:r>
     </w:p>
+    <w:tbl>
+      <w:tblPr>
+        <w:tblStyle w:val="af"/>
+        <w:tblW w:w="0" w:type="auto"/>
+        <w:shd w:val="clear" w:color="auto" w:fill="DEEAF6" w:themeFill="accent1" w:themeFillTint="33"/>
+        <w:tblLook w:val="04A0" w:firstRow="1" w:lastRow="0" w:firstColumn="1" w:lastColumn="0" w:noHBand="0" w:noVBand="1"/>
+      </w:tblPr>
+      <w:tblGrid>
+        <w:gridCol w:w="8522"/>
+      </w:tblGrid>
+      <w:tr>
+        <w:tc>
+          <w:tcPr>
+            <w:tcW w:w="8522" w:type="dxa"/>
+            <w:shd w:val="clear" w:color="auto" w:fill="DEEAF6" w:themeFill="accent1" w:themeFillTint="33"/>
+          </w:tcPr>
+          <w:p>
+            <w:pPr>
+              <w:widowControl/>
+              <w:adjustRightInd w:val="0"/>
+              <w:snapToGrid w:val="0"/>
+              <w:jc w:val="left"/>
+              <w:rPr>
+                <w:rFonts w:ascii="Tahoma" w:eastAsia="微软雅黑" w:hAnsi="Tahoma"/>
+                <w:kern w:val="0"/>
+                <w:sz w:val="22"/>
+              </w:rPr>
+            </w:pPr>
+            <w:r>
+              <w:rPr>
+                <w:rFonts w:ascii="Tahoma" w:eastAsia="微软雅黑" w:hAnsi="Tahoma" w:hint="eastAsia"/>
+                <w:kern w:val="0"/>
+                <w:sz w:val="22"/>
+              </w:rPr>
+              <w:t>除了上述三种界面，还有专门独立的界面结构，可见后面章节：</w:t>
+            </w:r>
+            <w:hyperlink w:anchor="_STG（STG界面）" w:history="1">
+              <w:r>
+                <w:rPr>
+                  <w:rStyle w:val="a4"/>
+                  <w:rFonts w:ascii="Tahoma" w:eastAsia="微软雅黑" w:hAnsi="Tahoma" w:hint="eastAsia"/>
+                  <w:kern w:val="0"/>
+                  <w:sz w:val="22"/>
+                </w:rPr>
+                <w:t>STG</w:t>
+              </w:r>
+              <w:r>
+                <w:rPr>
+                  <w:rStyle w:val="a4"/>
+                  <w:rFonts w:ascii="Tahoma" w:eastAsia="微软雅黑" w:hAnsi="Tahoma" w:hint="eastAsia"/>
+                  <w:kern w:val="0"/>
+                  <w:sz w:val="22"/>
+                </w:rPr>
+                <w:t>（</w:t>
+              </w:r>
+              <w:r>
+                <w:rPr>
+                  <w:rStyle w:val="a4"/>
+                  <w:rFonts w:ascii="Tahoma" w:eastAsia="微软雅黑" w:hAnsi="Tahoma" w:hint="eastAsia"/>
+                  <w:kern w:val="0"/>
+                  <w:sz w:val="22"/>
+                </w:rPr>
+                <w:t>STG</w:t>
+              </w:r>
+              <w:r>
+                <w:rPr>
+                  <w:rStyle w:val="a4"/>
+                  <w:rFonts w:ascii="Tahoma" w:eastAsia="微软雅黑" w:hAnsi="Tahoma" w:hint="eastAsia"/>
+                  <w:kern w:val="0"/>
+                  <w:sz w:val="22"/>
+                </w:rPr>
+                <w:t>界面）</w:t>
+              </w:r>
+            </w:hyperlink>
+            <w:r>
+              <w:rPr>
+                <w:rFonts w:ascii="Tahoma" w:eastAsia="微软雅黑" w:hAnsi="Tahoma" w:hint="eastAsia"/>
+                <w:kern w:val="0"/>
+                <w:sz w:val="22"/>
+              </w:rPr>
+              <w:t xml:space="preserve"> </w:t>
+            </w:r>
+            <w:r>
+              <w:rPr>
+                <w:rFonts w:ascii="Tahoma" w:eastAsia="微软雅黑" w:hAnsi="Tahoma" w:hint="eastAsia"/>
+                <w:kern w:val="0"/>
+                <w:sz w:val="22"/>
+              </w:rPr>
+              <w:t>。</w:t>
+            </w:r>
+          </w:p>
+        </w:tc>
+      </w:tr>
+    </w:tbl>
     <w:p>
       <w:pPr>
         <w:widowControl/>
@@ -596,58 +681,33 @@
           <w:sz w:val="22"/>
         </w:rPr>
       </w:pPr>
-      <w:r>
-        <w:rPr>
-          <w:rFonts w:ascii="Tahoma" w:eastAsia="微软雅黑" w:hAnsi="Tahoma"/>
-          <w:kern w:val="0"/>
-          <w:sz w:val="22"/>
-        </w:rPr>
-        <w:br w:type="page"/>
-      </w:r>
-    </w:p>
-    <w:p>
-      <w:pPr>
-        <w:widowControl/>
-        <w:adjustRightInd w:val="0"/>
-        <w:jc w:val="left"/>
-        <w:rPr>
-          <w:rFonts w:ascii="Tahoma" w:eastAsia="微软雅黑" w:hAnsi="Tahoma"/>
-          <w:b/>
-          <w:bCs/>
-          <w:kern w:val="0"/>
-          <w:sz w:val="22"/>
-        </w:rPr>
-      </w:pPr>
-      <w:r>
-        <w:rPr>
-          <w:rFonts w:ascii="Tahoma" w:eastAsia="微软雅黑" w:hAnsi="Tahoma"/>
-          <w:b/>
-          <w:bCs/>
-          <w:kern w:val="0"/>
-          <w:sz w:val="22"/>
-        </w:rPr>
-        <w:lastRenderedPageBreak/>
+    </w:p>
+    <w:p>
+      <w:pPr>
+        <w:pStyle w:val="4"/>
+        <w:snapToGrid w:val="0"/>
+        <w:spacing w:before="120" w:after="120" w:line="240" w:lineRule="auto"/>
+        <w:rPr>
+          <w:rFonts w:ascii="微软雅黑" w:eastAsia="微软雅黑" w:hAnsi="微软雅黑" w:hint="eastAsia"/>
+          <w:sz w:val="22"/>
+          <w:szCs w:val="22"/>
+        </w:rPr>
+      </w:pPr>
+      <w:r>
+        <w:rPr>
+          <w:rFonts w:ascii="微软雅黑" w:eastAsia="微软雅黑" w:hAnsi="微软雅黑"/>
+          <w:sz w:val="22"/>
+          <w:szCs w:val="22"/>
+        </w:rPr>
         <w:t>3</w:t>
       </w:r>
       <w:r>
         <w:rPr>
-          <w:rFonts w:ascii="Tahoma" w:eastAsia="微软雅黑" w:hAnsi="Tahoma" w:hint="eastAsia"/>
-          <w:b/>
-          <w:bCs/>
-          <w:kern w:val="0"/>
-          <w:sz w:val="22"/>
-        </w:rPr>
-        <w:t>）</w:t>
-      </w:r>
-      <w:r>
-        <w:rPr>
-          <w:rFonts w:ascii="Tahoma" w:eastAsia="微软雅黑" w:hAnsi="Tahoma" w:hint="eastAsia"/>
-          <w:b/>
-          <w:bCs/>
-          <w:kern w:val="0"/>
-          <w:sz w:val="22"/>
-        </w:rPr>
-        <w:t>运行方式</w:t>
+          <w:rFonts w:ascii="微软雅黑" w:eastAsia="微软雅黑" w:hAnsi="微软雅黑" w:hint="eastAsia"/>
+          <w:sz w:val="22"/>
+          <w:szCs w:val="22"/>
+        </w:rPr>
+        <w:t>）运行方式</w:t>
       </w:r>
     </w:p>
     <w:p>
@@ -756,7 +816,7 @@
           <v:shape id="_x0000_i1026" type="#_x0000_t75" style="width:414.6pt;height:124.2pt" o:ole="">
             <v:imagedata r:id="rId10" o:title=""/>
           </v:shape>
-          <o:OLEObject Type="Embed" ProgID="Visio.Drawing.15" ShapeID="_x0000_i1026" DrawAspect="Content" ObjectID="_1818690721" r:id="rId11"/>
+          <o:OLEObject Type="Embed" ProgID="Visio.Drawing.15" ShapeID="_x0000_i1026" DrawAspect="Content" ObjectID="_1832084743" r:id="rId11"/>
         </w:object>
       </w:r>
     </w:p>
@@ -891,7 +951,7 @@
           <v:shape id="_x0000_i1027" type="#_x0000_t75" style="width:414.6pt;height:204pt" o:ole="">
             <v:imagedata r:id="rId12" o:title=""/>
           </v:shape>
-          <o:OLEObject Type="Embed" ProgID="Visio.Drawing.15" ShapeID="_x0000_i1027" DrawAspect="Content" ObjectID="_1818690722" r:id="rId13"/>
+          <o:OLEObject Type="Embed" ProgID="Visio.Drawing.15" ShapeID="_x0000_i1027" DrawAspect="Content" ObjectID="_1832084744" r:id="rId13"/>
         </w:object>
       </w:r>
     </w:p>
@@ -1836,7 +1896,7 @@
         <w:adjustRightInd w:val="0"/>
         <w:snapToGrid w:val="0"/>
         <w:spacing w:after="200"/>
-        <w:jc w:val="left"/>
+        <w:jc w:val="center"/>
         <w:rPr>
           <w:rFonts w:ascii="Tahoma" w:eastAsia="微软雅黑" w:hAnsi="Tahoma"/>
           <w:kern w:val="0"/>
@@ -1848,10 +1908,10 @@
           <w:noProof/>
         </w:rPr>
         <w:drawing>
-          <wp:inline distT="0" distB="0" distL="0" distR="0" wp14:anchorId="267AF25B" wp14:editId="5510B4C7">
-            <wp:extent cx="5274310" cy="4489450"/>
-            <wp:effectExtent l="0" t="0" r="2540" b="6350"/>
-            <wp:docPr id="3" name="图片 3"/>
+          <wp:inline distT="0" distB="0" distL="0" distR="0" wp14:anchorId="255C4324" wp14:editId="6E3F2235">
+            <wp:extent cx="5163777" cy="4716780"/>
+            <wp:effectExtent l="0" t="0" r="0" b="7620"/>
+            <wp:docPr id="542331702" name="图片 1"/>
             <wp:cNvGraphicFramePr>
               <a:graphicFrameLocks xmlns:a="http://schemas.openxmlformats.org/drawingml/2006/main" noChangeAspect="1"/>
             </wp:cNvGraphicFramePr>
@@ -1859,7 +1919,7 @@
               <a:graphicData uri="http://schemas.openxmlformats.org/drawingml/2006/picture">
                 <pic:pic xmlns:pic="http://schemas.openxmlformats.org/drawingml/2006/picture">
                   <pic:nvPicPr>
-                    <pic:cNvPr id="0" name="Picture 8"/>
+                    <pic:cNvPr id="0" name="Picture 10"/>
                     <pic:cNvPicPr>
                       <a:picLocks noChangeAspect="1" noChangeArrowheads="1"/>
                     </pic:cNvPicPr>
@@ -1880,7 +1940,7 @@
                   <pic:spPr bwMode="auto">
                     <a:xfrm>
                       <a:off x="0" y="0"/>
-                      <a:ext cx="5274310" cy="4489450"/>
+                      <a:ext cx="5164865" cy="4717774"/>
                     </a:xfrm>
                     <a:prstGeom prst="rect">
                       <a:avLst/>
@@ -1931,7 +1991,47 @@
                 <w:kern w:val="0"/>
                 <w:sz w:val="22"/>
               </w:rPr>
-              <w:t>游戏中还存在一个特殊的层级：天窗层。</w:t>
+              <w:t>淡紫色部分为多层背景、粒子、魔法圈等</w:t>
+            </w:r>
+            <w:r>
+              <w:rPr>
+                <w:rFonts w:ascii="Tahoma" w:eastAsia="微软雅黑" w:hAnsi="Tahoma" w:hint="eastAsia"/>
+                <w:kern w:val="0"/>
+                <w:sz w:val="22"/>
+              </w:rPr>
+              <w:t xml:space="preserve"> </w:t>
+            </w:r>
+            <w:r>
+              <w:rPr>
+                <w:rFonts w:ascii="Tahoma" w:eastAsia="微软雅黑" w:hAnsi="Tahoma" w:hint="eastAsia"/>
+                <w:kern w:val="0"/>
+                <w:sz w:val="22"/>
+              </w:rPr>
+              <w:t>装饰用插件</w:t>
+            </w:r>
+            <w:r>
+              <w:rPr>
+                <w:rFonts w:ascii="Tahoma" w:eastAsia="微软雅黑" w:hAnsi="Tahoma" w:hint="eastAsia"/>
+                <w:kern w:val="0"/>
+                <w:sz w:val="22"/>
+              </w:rPr>
+              <w:t xml:space="preserve"> </w:t>
+            </w:r>
+            <w:r>
+              <w:rPr>
+                <w:rFonts w:ascii="Tahoma" w:eastAsia="微软雅黑" w:hAnsi="Tahoma" w:hint="eastAsia"/>
+                <w:kern w:val="0"/>
+                <w:sz w:val="22"/>
+              </w:rPr>
+              <w:t>的插入层</w:t>
+            </w:r>
+            <w:r>
+              <w:rPr>
+                <w:rFonts w:ascii="Tahoma" w:eastAsia="微软雅黑" w:hAnsi="Tahoma" w:hint="eastAsia"/>
+                <w:kern w:val="0"/>
+                <w:sz w:val="22"/>
+              </w:rPr>
+              <w:t>。</w:t>
             </w:r>
           </w:p>
           <w:p>
@@ -1952,27 +2052,30 @@
                 <w:kern w:val="0"/>
                 <w:sz w:val="22"/>
               </w:rPr>
-              <w:t>此层级</w:t>
-            </w:r>
-            <w:r>
-              <w:rPr>
-                <w:rFonts w:ascii="Tahoma" w:eastAsia="微软雅黑" w:hAnsi="Tahoma" w:hint="eastAsia"/>
-                <w:kern w:val="0"/>
-                <w:sz w:val="22"/>
-              </w:rPr>
-              <w:t>比最顶层还高</w:t>
-            </w:r>
-            <w:r>
-              <w:rPr>
-                <w:rFonts w:ascii="Tahoma" w:eastAsia="微软雅黑" w:hAnsi="Tahoma" w:hint="eastAsia"/>
-                <w:kern w:val="0"/>
-                <w:sz w:val="22"/>
-              </w:rPr>
-              <w:t>，在该层级中能够使用</w:t>
-            </w:r>
-            <w:r>
-              <w:rPr>
-                <w:rFonts w:ascii="Tahoma" w:eastAsia="微软雅黑" w:hAnsi="Tahoma" w:hint="eastAsia"/>
+              <w:t>详细可以去了解下文档：“</w:t>
+            </w:r>
+            <w:r>
+              <w:rPr>
+                <w:rFonts w:ascii="Tahoma" w:eastAsia="微软雅黑" w:hAnsi="Tahoma" w:hint="eastAsia"/>
+                <w:color w:val="0070C0"/>
+                <w:kern w:val="0"/>
+                <w:sz w:val="22"/>
+              </w:rPr>
+              <w:t>17.</w:t>
+            </w:r>
+            <w:r>
+              <w:rPr>
+                <w:rFonts w:ascii="Tahoma" w:eastAsia="微软雅黑" w:hAnsi="Tahoma" w:hint="eastAsia"/>
+                <w:color w:val="0070C0"/>
+                <w:kern w:val="0"/>
+                <w:sz w:val="22"/>
+              </w:rPr>
+              <w:t>主菜单</w:t>
+            </w:r>
+            <w:r>
+              <w:rPr>
+                <w:rFonts w:ascii="Tahoma" w:eastAsia="微软雅黑" w:hAnsi="Tahoma" w:hint="eastAsia"/>
+                <w:color w:val="0070C0"/>
                 <w:kern w:val="0"/>
                 <w:sz w:val="22"/>
               </w:rPr>
@@ -1980,15 +2083,17 @@
             </w:r>
             <w:r>
               <w:rPr>
-                <w:rFonts w:ascii="Tahoma" w:eastAsia="微软雅黑" w:hAnsi="Tahoma" w:hint="eastAsia"/>
-                <w:kern w:val="0"/>
-                <w:sz w:val="22"/>
-              </w:rPr>
-              <w:t>动态屏幕快照</w:t>
-            </w:r>
-            <w:r>
-              <w:rPr>
-                <w:rFonts w:ascii="Tahoma" w:eastAsia="微软雅黑" w:hAnsi="Tahoma" w:hint="eastAsia"/>
+                <w:rFonts w:ascii="Tahoma" w:eastAsia="微软雅黑" w:hAnsi="Tahoma"/>
+                <w:color w:val="0070C0"/>
+                <w:kern w:val="0"/>
+                <w:sz w:val="22"/>
+              </w:rPr>
+              <w:t>&gt;</w:t>
+            </w:r>
+            <w:r>
+              <w:rPr>
+                <w:rFonts w:ascii="Tahoma" w:eastAsia="微软雅黑" w:hAnsi="Tahoma" w:hint="eastAsia"/>
+                <w:color w:val="0070C0"/>
                 <w:kern w:val="0"/>
                 <w:sz w:val="22"/>
               </w:rPr>
@@ -1997,112 +2102,20 @@
             <w:r>
               <w:rPr>
                 <w:rFonts w:ascii="Tahoma" w:eastAsia="微软雅黑" w:hAnsi="Tahoma" w:hint="eastAsia"/>
-                <w:kern w:val="0"/>
-                <w:sz w:val="22"/>
-              </w:rPr>
-              <w:t>。</w:t>
-            </w:r>
-          </w:p>
-          <w:p>
-            <w:pPr>
-              <w:widowControl/>
-              <w:adjustRightInd w:val="0"/>
-              <w:snapToGrid w:val="0"/>
-              <w:jc w:val="left"/>
-              <w:rPr>
-                <w:rFonts w:ascii="Tahoma" w:eastAsia="微软雅黑" w:hAnsi="Tahoma"/>
-                <w:kern w:val="0"/>
-                <w:sz w:val="22"/>
-              </w:rPr>
-            </w:pPr>
-            <w:r>
-              <w:rPr>
-                <w:rFonts w:ascii="Tahoma" w:eastAsia="微软雅黑" w:hAnsi="Tahoma" w:hint="eastAsia"/>
-                <w:kern w:val="0"/>
-                <w:sz w:val="22"/>
-              </w:rPr>
-              <w:t>详细可以去了解下文档：“</w:t>
-            </w:r>
-            <w:r>
-              <w:rPr>
-                <w:rFonts w:ascii="Tahoma" w:eastAsia="微软雅黑" w:hAnsi="Tahoma"/>
                 <w:color w:val="0070C0"/>
                 <w:kern w:val="0"/>
                 <w:sz w:val="22"/>
               </w:rPr>
-              <w:t>1.</w:t>
-            </w:r>
-            <w:r>
-              <w:rPr>
-                <w:rFonts w:ascii="Tahoma" w:eastAsia="微软雅黑" w:hAnsi="Tahoma"/>
+              <w:t>多层组合装饰（界面装饰）</w:t>
+            </w:r>
+            <w:r>
+              <w:rPr>
+                <w:rFonts w:ascii="Tahoma" w:eastAsia="微软雅黑" w:hAnsi="Tahoma" w:hint="eastAsia"/>
                 <w:color w:val="0070C0"/>
                 <w:kern w:val="0"/>
                 <w:sz w:val="22"/>
               </w:rPr>
-              <w:t>系统</w:t>
-            </w:r>
-            <w:r>
-              <w:rPr>
-                <w:rFonts w:ascii="Tahoma" w:eastAsia="微软雅黑" w:hAnsi="Tahoma" w:hint="eastAsia"/>
-                <w:color w:val="0070C0"/>
-                <w:kern w:val="0"/>
-                <w:sz w:val="22"/>
-              </w:rPr>
-              <w:t xml:space="preserve"> </w:t>
-            </w:r>
-            <w:r>
-              <w:rPr>
-                <w:rFonts w:ascii="Tahoma" w:eastAsia="微软雅黑" w:hAnsi="Tahoma"/>
-                <w:color w:val="0070C0"/>
-                <w:kern w:val="0"/>
-                <w:sz w:val="22"/>
-              </w:rPr>
-              <w:t xml:space="preserve">&gt; </w:t>
-            </w:r>
-            <w:r>
-              <w:rPr>
-                <w:rFonts w:ascii="Tahoma" w:eastAsia="微软雅黑" w:hAnsi="Tahoma" w:hint="eastAsia"/>
-                <w:color w:val="0070C0"/>
-                <w:kern w:val="0"/>
-                <w:sz w:val="22"/>
-              </w:rPr>
-              <w:t>大家族</w:t>
-            </w:r>
-            <w:r>
-              <w:rPr>
-                <w:rFonts w:ascii="Tahoma" w:eastAsia="微软雅黑" w:hAnsi="Tahoma" w:hint="eastAsia"/>
-                <w:color w:val="0070C0"/>
-                <w:kern w:val="0"/>
-                <w:sz w:val="22"/>
-              </w:rPr>
-              <w:t>-</w:t>
-            </w:r>
-            <w:r>
-              <w:rPr>
-                <w:rFonts w:ascii="Tahoma" w:eastAsia="微软雅黑" w:hAnsi="Tahoma" w:hint="eastAsia"/>
-                <w:color w:val="0070C0"/>
-                <w:kern w:val="0"/>
-                <w:sz w:val="22"/>
-              </w:rPr>
-              <w:t>屏幕快照</w:t>
-            </w:r>
-            <w:r>
-              <w:rPr>
-                <w:rFonts w:ascii="Tahoma" w:eastAsia="微软雅黑" w:hAnsi="Tahoma" w:hint="eastAsia"/>
-                <w:color w:val="0070C0"/>
-                <w:kern w:val="0"/>
-                <w:sz w:val="22"/>
-              </w:rPr>
-              <w:t>.</w:t>
-            </w:r>
-            <w:r>
-              <w:rPr>
-                <w:rFonts w:ascii="Tahoma" w:eastAsia="微软雅黑" w:hAnsi="Tahoma"/>
-                <w:color w:val="0070C0"/>
-                <w:kern w:val="0"/>
-                <w:sz w:val="22"/>
-              </w:rPr>
-              <w:t>docx</w:t>
+              <w:t>.docx</w:t>
             </w:r>
             <w:r>
               <w:rPr>
@@ -2242,7 +2255,7 @@
           <v:shape id="_x0000_i1028" type="#_x0000_t75" style="width:414.6pt;height:261pt" o:ole="">
             <v:imagedata r:id="rId15" o:title=""/>
           </v:shape>
-          <o:OLEObject Type="Embed" ProgID="Visio.Drawing.15" ShapeID="_x0000_i1028" DrawAspect="Content" ObjectID="_1818690723" r:id="rId16"/>
+          <o:OLEObject Type="Embed" ProgID="Visio.Drawing.15" ShapeID="_x0000_i1028" DrawAspect="Content" ObjectID="_1832084745" r:id="rId16"/>
         </w:object>
       </w:r>
     </w:p>
@@ -3165,6 +3178,7 @@
     </w:p>
     <w:p>
       <w:pPr>
+        <w:jc w:val="center"/>
         <w:rPr>
           <w:rFonts w:ascii="Tahoma" w:eastAsia="微软雅黑" w:hAnsi="Tahoma"/>
           <w:kern w:val="0"/>
@@ -3176,10 +3190,10 @@
           <w:noProof/>
         </w:rPr>
         <w:drawing>
-          <wp:inline distT="0" distB="0" distL="0" distR="0" wp14:anchorId="3C5C5EF0" wp14:editId="7D24DF36">
-            <wp:extent cx="5274310" cy="5644515"/>
-            <wp:effectExtent l="0" t="0" r="2540" b="0"/>
-            <wp:docPr id="4" name="图片 4"/>
+          <wp:inline distT="0" distB="0" distL="0" distR="0" wp14:anchorId="40AA9C34" wp14:editId="0D10AAED">
+            <wp:extent cx="5220303" cy="5585460"/>
+            <wp:effectExtent l="0" t="0" r="0" b="0"/>
+            <wp:docPr id="1460266936" name="图片 2"/>
             <wp:cNvGraphicFramePr>
               <a:graphicFrameLocks xmlns:a="http://schemas.openxmlformats.org/drawingml/2006/main" noChangeAspect="1"/>
             </wp:cNvGraphicFramePr>
@@ -3187,7 +3201,7 @@
               <a:graphicData uri="http://schemas.openxmlformats.org/drawingml/2006/picture">
                 <pic:pic xmlns:pic="http://schemas.openxmlformats.org/drawingml/2006/picture">
                   <pic:nvPicPr>
-                    <pic:cNvPr id="0" name="Picture 10"/>
+                    <pic:cNvPr id="0" name="Picture 12"/>
                     <pic:cNvPicPr>
                       <a:picLocks noChangeAspect="1" noChangeArrowheads="1"/>
                     </pic:cNvPicPr>
@@ -3208,7 +3222,7 @@
                   <pic:spPr bwMode="auto">
                     <a:xfrm>
                       <a:off x="0" y="0"/>
-                      <a:ext cx="5274310" cy="5644515"/>
+                      <a:ext cx="5221252" cy="5586475"/>
                     </a:xfrm>
                     <a:prstGeom prst="rect">
                       <a:avLst/>
@@ -3259,7 +3273,39 @@
                 <w:kern w:val="0"/>
                 <w:sz w:val="22"/>
               </w:rPr>
-              <w:t>游戏中还存在一个特殊的层级：天窗层。</w:t>
+              <w:t>淡紫色部分为多层背景、粒子、魔法圈等</w:t>
+            </w:r>
+            <w:r>
+              <w:rPr>
+                <w:rFonts w:ascii="Tahoma" w:eastAsia="微软雅黑" w:hAnsi="Tahoma" w:hint="eastAsia"/>
+                <w:kern w:val="0"/>
+                <w:sz w:val="22"/>
+              </w:rPr>
+              <w:t xml:space="preserve"> </w:t>
+            </w:r>
+            <w:r>
+              <w:rPr>
+                <w:rFonts w:ascii="Tahoma" w:eastAsia="微软雅黑" w:hAnsi="Tahoma" w:hint="eastAsia"/>
+                <w:kern w:val="0"/>
+                <w:sz w:val="22"/>
+              </w:rPr>
+              <w:t>装饰用插件</w:t>
+            </w:r>
+            <w:r>
+              <w:rPr>
+                <w:rFonts w:ascii="Tahoma" w:eastAsia="微软雅黑" w:hAnsi="Tahoma" w:hint="eastAsia"/>
+                <w:kern w:val="0"/>
+                <w:sz w:val="22"/>
+              </w:rPr>
+              <w:t xml:space="preserve"> </w:t>
+            </w:r>
+            <w:r>
+              <w:rPr>
+                <w:rFonts w:ascii="Tahoma" w:eastAsia="微软雅黑" w:hAnsi="Tahoma" w:hint="eastAsia"/>
+                <w:kern w:val="0"/>
+                <w:sz w:val="22"/>
+              </w:rPr>
+              <w:t>的插入层。</w:t>
             </w:r>
           </w:p>
           <w:p>
@@ -3280,27 +3326,30 @@
                 <w:kern w:val="0"/>
                 <w:sz w:val="22"/>
               </w:rPr>
-              <w:t>此层级</w:t>
-            </w:r>
-            <w:r>
-              <w:rPr>
-                <w:rFonts w:ascii="Tahoma" w:eastAsia="微软雅黑" w:hAnsi="Tahoma" w:hint="eastAsia"/>
-                <w:kern w:val="0"/>
-                <w:sz w:val="22"/>
-              </w:rPr>
-              <w:t>比最顶层还高</w:t>
-            </w:r>
-            <w:r>
-              <w:rPr>
-                <w:rFonts w:ascii="Tahoma" w:eastAsia="微软雅黑" w:hAnsi="Tahoma" w:hint="eastAsia"/>
-                <w:kern w:val="0"/>
-                <w:sz w:val="22"/>
-              </w:rPr>
-              <w:t>，在该层级中能够使用</w:t>
-            </w:r>
-            <w:r>
-              <w:rPr>
-                <w:rFonts w:ascii="Tahoma" w:eastAsia="微软雅黑" w:hAnsi="Tahoma" w:hint="eastAsia"/>
+              <w:t>详细可以去了解下文档：“</w:t>
+            </w:r>
+            <w:r>
+              <w:rPr>
+                <w:rFonts w:ascii="Tahoma" w:eastAsia="微软雅黑" w:hAnsi="Tahoma" w:hint="eastAsia"/>
+                <w:color w:val="0070C0"/>
+                <w:kern w:val="0"/>
+                <w:sz w:val="22"/>
+              </w:rPr>
+              <w:t>17.</w:t>
+            </w:r>
+            <w:r>
+              <w:rPr>
+                <w:rFonts w:ascii="Tahoma" w:eastAsia="微软雅黑" w:hAnsi="Tahoma" w:hint="eastAsia"/>
+                <w:color w:val="0070C0"/>
+                <w:kern w:val="0"/>
+                <w:sz w:val="22"/>
+              </w:rPr>
+              <w:t>主菜单</w:t>
+            </w:r>
+            <w:r>
+              <w:rPr>
+                <w:rFonts w:ascii="Tahoma" w:eastAsia="微软雅黑" w:hAnsi="Tahoma" w:hint="eastAsia"/>
+                <w:color w:val="0070C0"/>
                 <w:kern w:val="0"/>
                 <w:sz w:val="22"/>
               </w:rPr>
@@ -3308,15 +3357,17 @@
             </w:r>
             <w:r>
               <w:rPr>
-                <w:rFonts w:ascii="Tahoma" w:eastAsia="微软雅黑" w:hAnsi="Tahoma" w:hint="eastAsia"/>
-                <w:kern w:val="0"/>
-                <w:sz w:val="22"/>
-              </w:rPr>
-              <w:t>动态屏幕快照</w:t>
-            </w:r>
-            <w:r>
-              <w:rPr>
-                <w:rFonts w:ascii="Tahoma" w:eastAsia="微软雅黑" w:hAnsi="Tahoma" w:hint="eastAsia"/>
+                <w:rFonts w:ascii="Tahoma" w:eastAsia="微软雅黑" w:hAnsi="Tahoma"/>
+                <w:color w:val="0070C0"/>
+                <w:kern w:val="0"/>
+                <w:sz w:val="22"/>
+              </w:rPr>
+              <w:t>&gt;</w:t>
+            </w:r>
+            <w:r>
+              <w:rPr>
+                <w:rFonts w:ascii="Tahoma" w:eastAsia="微软雅黑" w:hAnsi="Tahoma" w:hint="eastAsia"/>
+                <w:color w:val="0070C0"/>
                 <w:kern w:val="0"/>
                 <w:sz w:val="22"/>
               </w:rPr>
@@ -3325,121 +3376,20 @@
             <w:r>
               <w:rPr>
                 <w:rFonts w:ascii="Tahoma" w:eastAsia="微软雅黑" w:hAnsi="Tahoma" w:hint="eastAsia"/>
-                <w:kern w:val="0"/>
-                <w:sz w:val="22"/>
-              </w:rPr>
-              <w:t>。</w:t>
-            </w:r>
-          </w:p>
-          <w:p>
-            <w:pPr>
-              <w:widowControl/>
-              <w:adjustRightInd w:val="0"/>
-              <w:snapToGrid w:val="0"/>
-              <w:jc w:val="left"/>
-              <w:rPr>
-                <w:rFonts w:ascii="Tahoma" w:eastAsia="微软雅黑" w:hAnsi="Tahoma"/>
-                <w:kern w:val="0"/>
-                <w:sz w:val="22"/>
-              </w:rPr>
-            </w:pPr>
-            <w:r>
-              <w:rPr>
-                <w:rFonts w:ascii="Tahoma" w:eastAsia="微软雅黑" w:hAnsi="Tahoma" w:hint="eastAsia"/>
-                <w:kern w:val="0"/>
-                <w:sz w:val="22"/>
-              </w:rPr>
-              <w:t>详细可以去了解下文档：“</w:t>
-            </w:r>
-            <w:r>
-              <w:rPr>
-                <w:rFonts w:ascii="Tahoma" w:eastAsia="微软雅黑" w:hAnsi="Tahoma"/>
                 <w:color w:val="0070C0"/>
                 <w:kern w:val="0"/>
                 <w:sz w:val="22"/>
               </w:rPr>
-              <w:t>1.</w:t>
-            </w:r>
-            <w:r>
-              <w:rPr>
-                <w:rFonts w:ascii="Tahoma" w:eastAsia="微软雅黑" w:hAnsi="Tahoma"/>
+              <w:t>多层组合装饰（界面装饰）</w:t>
+            </w:r>
+            <w:r>
+              <w:rPr>
+                <w:rFonts w:ascii="Tahoma" w:eastAsia="微软雅黑" w:hAnsi="Tahoma" w:hint="eastAsia"/>
                 <w:color w:val="0070C0"/>
                 <w:kern w:val="0"/>
                 <w:sz w:val="22"/>
               </w:rPr>
-              <w:t>系统</w:t>
-            </w:r>
-            <w:r>
-              <w:rPr>
-                <w:rFonts w:ascii="Tahoma" w:eastAsia="微软雅黑" w:hAnsi="Tahoma" w:hint="eastAsia"/>
-                <w:color w:val="0070C0"/>
-                <w:kern w:val="0"/>
-                <w:sz w:val="22"/>
-              </w:rPr>
-              <w:t xml:space="preserve"> </w:t>
-            </w:r>
-            <w:r>
-              <w:rPr>
-                <w:rFonts w:ascii="Tahoma" w:eastAsia="微软雅黑" w:hAnsi="Tahoma"/>
-                <w:color w:val="0070C0"/>
-                <w:kern w:val="0"/>
-                <w:sz w:val="22"/>
-              </w:rPr>
-              <w:t>&gt;</w:t>
-            </w:r>
-            <w:r>
-              <w:rPr>
-                <w:rFonts w:ascii="Tahoma" w:eastAsia="微软雅黑" w:hAnsi="Tahoma"/>
-                <w:color w:val="0070C0"/>
-                <w:kern w:val="0"/>
-                <w:sz w:val="22"/>
-              </w:rPr>
-              <w:t xml:space="preserve"> </w:t>
-            </w:r>
-            <w:r>
-              <w:rPr>
-                <w:rFonts w:ascii="Tahoma" w:eastAsia="微软雅黑" w:hAnsi="Tahoma" w:hint="eastAsia"/>
-                <w:color w:val="0070C0"/>
-                <w:kern w:val="0"/>
-                <w:sz w:val="22"/>
-              </w:rPr>
-              <w:t>大家族</w:t>
-            </w:r>
-            <w:r>
-              <w:rPr>
-                <w:rFonts w:ascii="Tahoma" w:eastAsia="微软雅黑" w:hAnsi="Tahoma" w:hint="eastAsia"/>
-                <w:color w:val="0070C0"/>
-                <w:kern w:val="0"/>
-                <w:sz w:val="22"/>
-              </w:rPr>
-              <w:t>-</w:t>
-            </w:r>
-            <w:r>
-              <w:rPr>
-                <w:rFonts w:ascii="Tahoma" w:eastAsia="微软雅黑" w:hAnsi="Tahoma" w:hint="eastAsia"/>
-                <w:color w:val="0070C0"/>
-                <w:kern w:val="0"/>
-                <w:sz w:val="22"/>
-              </w:rPr>
-              <w:t>屏幕快照</w:t>
-            </w:r>
-            <w:r>
-              <w:rPr>
-                <w:rFonts w:ascii="Tahoma" w:eastAsia="微软雅黑" w:hAnsi="Tahoma" w:hint="eastAsia"/>
-                <w:color w:val="0070C0"/>
-                <w:kern w:val="0"/>
-                <w:sz w:val="22"/>
-              </w:rPr>
-              <w:t>.</w:t>
-            </w:r>
-            <w:r>
-              <w:rPr>
-                <w:rFonts w:ascii="Tahoma" w:eastAsia="微软雅黑" w:hAnsi="Tahoma"/>
-                <w:color w:val="0070C0"/>
-                <w:kern w:val="0"/>
-                <w:sz w:val="22"/>
-              </w:rPr>
-              <w:t>docx</w:t>
+              <w:t>.docx</w:t>
             </w:r>
             <w:r>
               <w:rPr>
@@ -3669,17 +3619,13 @@
       </w:pPr>
       <w:r>
         <w:rPr>
-          <w:rFonts w:ascii="宋体" w:eastAsia="宋体" w:hAnsi="宋体" w:cs="宋体"/>
           <w:noProof/>
-          <w:kern w:val="0"/>
-          <w:sz w:val="24"/>
-          <w:szCs w:val="24"/>
         </w:rPr>
         <w:drawing>
-          <wp:inline distT="0" distB="0" distL="0" distR="0" wp14:anchorId="39CEC67C" wp14:editId="4CA143B6">
-            <wp:extent cx="4802362" cy="1553569"/>
-            <wp:effectExtent l="0" t="0" r="0" b="8890"/>
-            <wp:docPr id="1202095886" name="图片 1"/>
+          <wp:inline distT="0" distB="0" distL="0" distR="0" wp14:anchorId="2A476F25" wp14:editId="2E17FB16">
+            <wp:extent cx="5274310" cy="1703070"/>
+            <wp:effectExtent l="0" t="0" r="2540" b="0"/>
+            <wp:docPr id="1964485316" name="图片 4"/>
             <wp:cNvGraphicFramePr>
               <a:graphicFrameLocks xmlns:a="http://schemas.openxmlformats.org/drawingml/2006/main" noChangeAspect="1"/>
             </wp:cNvGraphicFramePr>
@@ -3687,7 +3633,7 @@
               <a:graphicData uri="http://schemas.openxmlformats.org/drawingml/2006/picture">
                 <pic:pic xmlns:pic="http://schemas.openxmlformats.org/drawingml/2006/picture">
                   <pic:nvPicPr>
-                    <pic:cNvPr id="0" name="Picture 27"/>
+                    <pic:cNvPr id="0" name="Picture 16"/>
                     <pic:cNvPicPr>
                       <a:picLocks noChangeAspect="1" noChangeArrowheads="1"/>
                     </pic:cNvPicPr>
@@ -3708,7 +3654,7 @@
                   <pic:spPr bwMode="auto">
                     <a:xfrm>
                       <a:off x="0" y="0"/>
-                      <a:ext cx="4810212" cy="1556109"/>
+                      <a:ext cx="5274310" cy="1703070"/>
                     </a:xfrm>
                     <a:prstGeom prst="rect">
                       <a:avLst/>
@@ -4948,7 +4894,7 @@
           <v:shape id="_x0000_i1029" type="#_x0000_t75" style="width:376.8pt;height:96pt" o:ole="">
             <v:imagedata r:id="rId19" o:title=""/>
           </v:shape>
-          <o:OLEObject Type="Embed" ProgID="Visio.Drawing.15" ShapeID="_x0000_i1029" DrawAspect="Content" ObjectID="_1818690724" r:id="rId20"/>
+          <o:OLEObject Type="Embed" ProgID="Visio.Drawing.15" ShapeID="_x0000_i1029" DrawAspect="Content" ObjectID="_1832084746" r:id="rId20"/>
         </w:object>
       </w:r>
     </w:p>
@@ -5168,7 +5114,7 @@
           <v:shape id="_x0000_i1030" type="#_x0000_t75" style="width:278.4pt;height:212.4pt" o:ole="">
             <v:imagedata r:id="rId21" o:title=""/>
           </v:shape>
-          <o:OLEObject Type="Embed" ProgID="Visio.Drawing.15" ShapeID="_x0000_i1030" DrawAspect="Content" ObjectID="_1818690725" r:id="rId22"/>
+          <o:OLEObject Type="Embed" ProgID="Visio.Drawing.15" ShapeID="_x0000_i1030" DrawAspect="Content" ObjectID="_1832084747" r:id="rId22"/>
         </w:object>
       </w:r>
     </w:p>
@@ -5365,10 +5311,10 @@
           <w:noProof/>
         </w:rPr>
         <w:drawing>
-          <wp:inline distT="0" distB="0" distL="0" distR="0" wp14:anchorId="2309280F" wp14:editId="31529F31">
-            <wp:extent cx="5059680" cy="2096727"/>
-            <wp:effectExtent l="0" t="0" r="7620" b="0"/>
-            <wp:docPr id="7" name="图片 7"/>
+          <wp:inline distT="0" distB="0" distL="0" distR="0" wp14:anchorId="1033E431" wp14:editId="53325FA8">
+            <wp:extent cx="5150154" cy="2133600"/>
+            <wp:effectExtent l="0" t="0" r="0" b="0"/>
+            <wp:docPr id="548243392" name="图片 3"/>
             <wp:cNvGraphicFramePr>
               <a:graphicFrameLocks xmlns:a="http://schemas.openxmlformats.org/drawingml/2006/main" noChangeAspect="1"/>
             </wp:cNvGraphicFramePr>
@@ -5376,7 +5322,7 @@
               <a:graphicData uri="http://schemas.openxmlformats.org/drawingml/2006/picture">
                 <pic:pic xmlns:pic="http://schemas.openxmlformats.org/drawingml/2006/picture">
                   <pic:nvPicPr>
-                    <pic:cNvPr id="0" name="Picture 10"/>
+                    <pic:cNvPr id="0" name="Picture 14"/>
                     <pic:cNvPicPr>
                       <a:picLocks noChangeAspect="1" noChangeArrowheads="1"/>
                     </pic:cNvPicPr>
@@ -5397,7 +5343,7 @@
                   <pic:spPr bwMode="auto">
                     <a:xfrm>
                       <a:off x="0" y="0"/>
-                      <a:ext cx="5071834" cy="2101763"/>
+                      <a:ext cx="5150458" cy="2133726"/>
                     </a:xfrm>
                     <a:prstGeom prst="rect">
                       <a:avLst/>
@@ -5448,7 +5394,39 @@
                 <w:kern w:val="0"/>
                 <w:sz w:val="22"/>
               </w:rPr>
-              <w:t>游戏中还存在一个特殊的层级：天窗层。</w:t>
+              <w:t>淡紫色部分为多层背景、粒子、魔法圈等</w:t>
+            </w:r>
+            <w:r>
+              <w:rPr>
+                <w:rFonts w:ascii="Tahoma" w:eastAsia="微软雅黑" w:hAnsi="Tahoma" w:hint="eastAsia"/>
+                <w:kern w:val="0"/>
+                <w:sz w:val="22"/>
+              </w:rPr>
+              <w:t xml:space="preserve"> </w:t>
+            </w:r>
+            <w:r>
+              <w:rPr>
+                <w:rFonts w:ascii="Tahoma" w:eastAsia="微软雅黑" w:hAnsi="Tahoma" w:hint="eastAsia"/>
+                <w:kern w:val="0"/>
+                <w:sz w:val="22"/>
+              </w:rPr>
+              <w:t>装饰用插件</w:t>
+            </w:r>
+            <w:r>
+              <w:rPr>
+                <w:rFonts w:ascii="Tahoma" w:eastAsia="微软雅黑" w:hAnsi="Tahoma" w:hint="eastAsia"/>
+                <w:kern w:val="0"/>
+                <w:sz w:val="22"/>
+              </w:rPr>
+              <w:t xml:space="preserve"> </w:t>
+            </w:r>
+            <w:r>
+              <w:rPr>
+                <w:rFonts w:ascii="Tahoma" w:eastAsia="微软雅黑" w:hAnsi="Tahoma" w:hint="eastAsia"/>
+                <w:kern w:val="0"/>
+                <w:sz w:val="22"/>
+              </w:rPr>
+              <w:t>的插入层。</w:t>
             </w:r>
           </w:p>
           <w:p>
@@ -5469,43 +5447,30 @@
                 <w:kern w:val="0"/>
                 <w:sz w:val="22"/>
               </w:rPr>
-              <w:t>此层级</w:t>
-            </w:r>
-            <w:r>
-              <w:rPr>
-                <w:rFonts w:ascii="Tahoma" w:eastAsia="微软雅黑" w:hAnsi="Tahoma" w:hint="eastAsia"/>
-                <w:kern w:val="0"/>
-                <w:sz w:val="22"/>
-              </w:rPr>
-              <w:t>比</w:t>
-            </w:r>
-            <w:r>
-              <w:rPr>
-                <w:rFonts w:ascii="Tahoma" w:eastAsia="微软雅黑" w:hAnsi="Tahoma" w:hint="eastAsia"/>
-                <w:kern w:val="0"/>
-                <w:sz w:val="22"/>
-              </w:rPr>
-              <w:t>菜单前面层</w:t>
-            </w:r>
-            <w:r>
-              <w:rPr>
-                <w:rFonts w:ascii="Tahoma" w:eastAsia="微软雅黑" w:hAnsi="Tahoma" w:hint="eastAsia"/>
-                <w:kern w:val="0"/>
-                <w:sz w:val="22"/>
-              </w:rPr>
-              <w:t>还高</w:t>
-            </w:r>
-            <w:r>
-              <w:rPr>
-                <w:rFonts w:ascii="Tahoma" w:eastAsia="微软雅黑" w:hAnsi="Tahoma" w:hint="eastAsia"/>
-                <w:kern w:val="0"/>
-                <w:sz w:val="22"/>
-              </w:rPr>
-              <w:t>，在该层级中能够使用</w:t>
-            </w:r>
-            <w:r>
-              <w:rPr>
-                <w:rFonts w:ascii="Tahoma" w:eastAsia="微软雅黑" w:hAnsi="Tahoma" w:hint="eastAsia"/>
+              <w:t>详细可以去了解下文档：“</w:t>
+            </w:r>
+            <w:r>
+              <w:rPr>
+                <w:rFonts w:ascii="Tahoma" w:eastAsia="微软雅黑" w:hAnsi="Tahoma" w:hint="eastAsia"/>
+                <w:color w:val="0070C0"/>
+                <w:kern w:val="0"/>
+                <w:sz w:val="22"/>
+              </w:rPr>
+              <w:t>17.</w:t>
+            </w:r>
+            <w:r>
+              <w:rPr>
+                <w:rFonts w:ascii="Tahoma" w:eastAsia="微软雅黑" w:hAnsi="Tahoma" w:hint="eastAsia"/>
+                <w:color w:val="0070C0"/>
+                <w:kern w:val="0"/>
+                <w:sz w:val="22"/>
+              </w:rPr>
+              <w:t>主菜单</w:t>
+            </w:r>
+            <w:r>
+              <w:rPr>
+                <w:rFonts w:ascii="Tahoma" w:eastAsia="微软雅黑" w:hAnsi="Tahoma" w:hint="eastAsia"/>
+                <w:color w:val="0070C0"/>
                 <w:kern w:val="0"/>
                 <w:sz w:val="22"/>
               </w:rPr>
@@ -5513,15 +5478,17 @@
             </w:r>
             <w:r>
               <w:rPr>
-                <w:rFonts w:ascii="Tahoma" w:eastAsia="微软雅黑" w:hAnsi="Tahoma" w:hint="eastAsia"/>
-                <w:kern w:val="0"/>
-                <w:sz w:val="22"/>
-              </w:rPr>
-              <w:t>动态屏幕快照</w:t>
-            </w:r>
-            <w:r>
-              <w:rPr>
-                <w:rFonts w:ascii="Tahoma" w:eastAsia="微软雅黑" w:hAnsi="Tahoma" w:hint="eastAsia"/>
+                <w:rFonts w:ascii="Tahoma" w:eastAsia="微软雅黑" w:hAnsi="Tahoma"/>
+                <w:color w:val="0070C0"/>
+                <w:kern w:val="0"/>
+                <w:sz w:val="22"/>
+              </w:rPr>
+              <w:t>&gt;</w:t>
+            </w:r>
+            <w:r>
+              <w:rPr>
+                <w:rFonts w:ascii="Tahoma" w:eastAsia="微软雅黑" w:hAnsi="Tahoma" w:hint="eastAsia"/>
+                <w:color w:val="0070C0"/>
                 <w:kern w:val="0"/>
                 <w:sz w:val="22"/>
               </w:rPr>
@@ -5530,121 +5497,20 @@
             <w:r>
               <w:rPr>
                 <w:rFonts w:ascii="Tahoma" w:eastAsia="微软雅黑" w:hAnsi="Tahoma" w:hint="eastAsia"/>
-                <w:kern w:val="0"/>
-                <w:sz w:val="22"/>
-              </w:rPr>
-              <w:t>。</w:t>
-            </w:r>
-          </w:p>
-          <w:p>
-            <w:pPr>
-              <w:widowControl/>
-              <w:adjustRightInd w:val="0"/>
-              <w:snapToGrid w:val="0"/>
-              <w:jc w:val="left"/>
-              <w:rPr>
-                <w:rFonts w:ascii="Tahoma" w:eastAsia="微软雅黑" w:hAnsi="Tahoma"/>
-                <w:kern w:val="0"/>
-                <w:sz w:val="22"/>
-              </w:rPr>
-            </w:pPr>
-            <w:r>
-              <w:rPr>
-                <w:rFonts w:ascii="Tahoma" w:eastAsia="微软雅黑" w:hAnsi="Tahoma" w:hint="eastAsia"/>
-                <w:kern w:val="0"/>
-                <w:sz w:val="22"/>
-              </w:rPr>
-              <w:t>详细可以去了解下文档：“</w:t>
-            </w:r>
-            <w:r>
-              <w:rPr>
-                <w:rFonts w:ascii="Tahoma" w:eastAsia="微软雅黑" w:hAnsi="Tahoma"/>
                 <w:color w:val="0070C0"/>
                 <w:kern w:val="0"/>
                 <w:sz w:val="22"/>
               </w:rPr>
-              <w:t>1.</w:t>
-            </w:r>
-            <w:r>
-              <w:rPr>
-                <w:rFonts w:ascii="Tahoma" w:eastAsia="微软雅黑" w:hAnsi="Tahoma"/>
+              <w:t>多层组合装饰（界面装饰）</w:t>
+            </w:r>
+            <w:r>
+              <w:rPr>
+                <w:rFonts w:ascii="Tahoma" w:eastAsia="微软雅黑" w:hAnsi="Tahoma" w:hint="eastAsia"/>
                 <w:color w:val="0070C0"/>
                 <w:kern w:val="0"/>
                 <w:sz w:val="22"/>
               </w:rPr>
-              <w:t>系统</w:t>
-            </w:r>
-            <w:r>
-              <w:rPr>
-                <w:rFonts w:ascii="Tahoma" w:eastAsia="微软雅黑" w:hAnsi="Tahoma" w:hint="eastAsia"/>
-                <w:color w:val="0070C0"/>
-                <w:kern w:val="0"/>
-                <w:sz w:val="22"/>
-              </w:rPr>
-              <w:t xml:space="preserve"> </w:t>
-            </w:r>
-            <w:r>
-              <w:rPr>
-                <w:rFonts w:ascii="Tahoma" w:eastAsia="微软雅黑" w:hAnsi="Tahoma"/>
-                <w:color w:val="0070C0"/>
-                <w:kern w:val="0"/>
-                <w:sz w:val="22"/>
-              </w:rPr>
-              <w:t>&gt;</w:t>
-            </w:r>
-            <w:r>
-              <w:rPr>
-                <w:rFonts w:ascii="Tahoma" w:eastAsia="微软雅黑" w:hAnsi="Tahoma"/>
-                <w:color w:val="0070C0"/>
-                <w:kern w:val="0"/>
-                <w:sz w:val="22"/>
-              </w:rPr>
-              <w:t xml:space="preserve"> </w:t>
-            </w:r>
-            <w:r>
-              <w:rPr>
-                <w:rFonts w:ascii="Tahoma" w:eastAsia="微软雅黑" w:hAnsi="Tahoma" w:hint="eastAsia"/>
-                <w:color w:val="0070C0"/>
-                <w:kern w:val="0"/>
-                <w:sz w:val="22"/>
-              </w:rPr>
-              <w:t>大家族</w:t>
-            </w:r>
-            <w:r>
-              <w:rPr>
-                <w:rFonts w:ascii="Tahoma" w:eastAsia="微软雅黑" w:hAnsi="Tahoma" w:hint="eastAsia"/>
-                <w:color w:val="0070C0"/>
-                <w:kern w:val="0"/>
-                <w:sz w:val="22"/>
-              </w:rPr>
-              <w:t>-</w:t>
-            </w:r>
-            <w:r>
-              <w:rPr>
-                <w:rFonts w:ascii="Tahoma" w:eastAsia="微软雅黑" w:hAnsi="Tahoma" w:hint="eastAsia"/>
-                <w:color w:val="0070C0"/>
-                <w:kern w:val="0"/>
-                <w:sz w:val="22"/>
-              </w:rPr>
-              <w:t>屏幕快照</w:t>
-            </w:r>
-            <w:r>
-              <w:rPr>
-                <w:rFonts w:ascii="Tahoma" w:eastAsia="微软雅黑" w:hAnsi="Tahoma" w:hint="eastAsia"/>
-                <w:color w:val="0070C0"/>
-                <w:kern w:val="0"/>
-                <w:sz w:val="22"/>
-              </w:rPr>
-              <w:t>.</w:t>
-            </w:r>
-            <w:r>
-              <w:rPr>
-                <w:rFonts w:ascii="Tahoma" w:eastAsia="微软雅黑" w:hAnsi="Tahoma"/>
-                <w:color w:val="0070C0"/>
-                <w:kern w:val="0"/>
-                <w:sz w:val="22"/>
-              </w:rPr>
-              <w:t>docx</w:t>
+              <w:t>.docx</w:t>
             </w:r>
             <w:r>
               <w:rPr>
@@ -5698,6 +5564,8 @@
           <w:sz w:val="28"/>
         </w:rPr>
       </w:pPr>
+      <w:bookmarkStart w:id="3" w:name="_STG（STG界面）"/>
+      <w:bookmarkEnd w:id="3"/>
       <w:r>
         <w:rPr>
           <w:rFonts w:hint="eastAsia"/>
@@ -6176,7 +6044,7 @@
           <v:shape id="_x0000_i1031" type="#_x0000_t75" style="width:400.2pt;height:231pt" o:ole="">
             <v:imagedata r:id="rId24" o:title=""/>
           </v:shape>
-          <o:OLEObject Type="Embed" ProgID="Visio.Drawing.15" ShapeID="_x0000_i1031" DrawAspect="Content" ObjectID="_1818690726" r:id="rId25"/>
+          <o:OLEObject Type="Embed" ProgID="Visio.Drawing.15" ShapeID="_x0000_i1031" DrawAspect="Content" ObjectID="_1832084748" r:id="rId25"/>
         </w:object>
       </w:r>
     </w:p>
@@ -6556,6 +6424,7 @@
         <w:pStyle w:val="3"/>
         <w:spacing w:before="240" w:after="120" w:line="415" w:lineRule="auto"/>
         <w:rPr>
+          <w:rFonts w:hint="eastAsia"/>
           <w:sz w:val="28"/>
         </w:rPr>
       </w:pPr>
@@ -7817,7 +7686,7 @@
         <w:snapToGrid w:val="0"/>
         <w:jc w:val="left"/>
         <w:rPr>
-          <w:rFonts w:ascii="Tahoma" w:eastAsia="微软雅黑" w:hAnsi="Tahoma" w:hint="eastAsia"/>
+          <w:rFonts w:ascii="Tahoma" w:eastAsia="微软雅黑" w:hAnsi="Tahoma"/>
           <w:kern w:val="0"/>
           <w:sz w:val="22"/>
         </w:rPr>
@@ -7894,7 +7763,7 @@
     <w:p>
       <w:pPr>
         <w:rPr>
-          <w:rFonts w:ascii="Tahoma" w:eastAsia="微软雅黑" w:hAnsi="Tahoma" w:hint="eastAsia"/>
+          <w:rFonts w:ascii="Tahoma" w:eastAsia="微软雅黑" w:hAnsi="Tahoma"/>
           <w:kern w:val="0"/>
           <w:sz w:val="22"/>
         </w:rPr>
@@ -7904,10 +7773,10 @@
           <w:rFonts w:hint="eastAsia"/>
         </w:rPr>
         <w:object w:dxaOrig="13093" w:dyaOrig="6072" w14:anchorId="439D7CE4">
-          <v:shape id="_x0000_i1033" type="#_x0000_t75" style="width:415.2pt;height:192.6pt" o:ole="">
+          <v:shape id="_x0000_i1032" type="#_x0000_t75" style="width:415.2pt;height:192.6pt" o:ole="">
             <v:imagedata r:id="rId26" o:title=""/>
           </v:shape>
-          <o:OLEObject Type="Embed" ProgID="Visio.Drawing.15" ShapeID="_x0000_i1033" DrawAspect="Content" ObjectID="_1818690727" r:id="rId27"/>
+          <o:OLEObject Type="Embed" ProgID="Visio.Drawing.15" ShapeID="_x0000_i1032" DrawAspect="Content" ObjectID="_1832084749" r:id="rId27"/>
         </w:object>
       </w:r>
     </w:p>
@@ -7938,8 +7807,8 @@
           <w:sz w:val="28"/>
         </w:rPr>
       </w:pPr>
-      <w:bookmarkStart w:id="3" w:name="_层级与堆叠级"/>
-      <w:bookmarkEnd w:id="3"/>
+      <w:bookmarkStart w:id="4" w:name="_层级与堆叠级"/>
+      <w:bookmarkEnd w:id="4"/>
       <w:r>
         <w:rPr>
           <w:rFonts w:hint="eastAsia"/>
@@ -8219,10 +8088,10 @@
           <w:sz w:val="22"/>
         </w:rPr>
         <w:object w:dxaOrig="8917" w:dyaOrig="4416" w14:anchorId="4923D9D3">
-          <v:shape id="_x0000_i1032" type="#_x0000_t75" style="width:5in;height:178.2pt" o:ole="">
+          <v:shape id="_x0000_i1033" type="#_x0000_t75" style="width:5in;height:178.2pt" o:ole="">
             <v:imagedata r:id="rId28" o:title=""/>
           </v:shape>
-          <o:OLEObject Type="Embed" ProgID="Visio.Drawing.15" ShapeID="_x0000_i1032" DrawAspect="Content" ObjectID="_1818690728" r:id="rId29"/>
+          <o:OLEObject Type="Embed" ProgID="Visio.Drawing.15" ShapeID="_x0000_i1033" DrawAspect="Content" ObjectID="_1832084750" r:id="rId29"/>
         </w:object>
       </w:r>
     </w:p>
@@ -8435,16 +8304,13 @@
       </w:pPr>
       <w:r>
         <w:rPr>
-          <w:rFonts w:ascii="Tahoma" w:eastAsia="微软雅黑" w:hAnsi="Tahoma"/>
           <w:noProof/>
-          <w:kern w:val="0"/>
-          <w:sz w:val="22"/>
         </w:rPr>
         <w:drawing>
-          <wp:inline distT="0" distB="0" distL="0" distR="0" wp14:anchorId="0362E858" wp14:editId="34C7CEB6">
-            <wp:extent cx="4284524" cy="1775502"/>
-            <wp:effectExtent l="0" t="0" r="1905" b="0"/>
-            <wp:docPr id="1621058277" name="图片 1621058277"/>
+          <wp:inline distT="0" distB="0" distL="0" distR="0" wp14:anchorId="5624DD72" wp14:editId="79B7FE6D">
+            <wp:extent cx="4219575" cy="1747572"/>
+            <wp:effectExtent l="0" t="0" r="0" b="5080"/>
+            <wp:docPr id="914228612" name="图片 5"/>
             <wp:cNvGraphicFramePr>
               <a:graphicFrameLocks xmlns:a="http://schemas.openxmlformats.org/drawingml/2006/main" noChangeAspect="1"/>
             </wp:cNvGraphicFramePr>
@@ -8452,7 +8318,7 @@
               <a:graphicData uri="http://schemas.openxmlformats.org/drawingml/2006/picture">
                 <pic:pic xmlns:pic="http://schemas.openxmlformats.org/drawingml/2006/picture">
                   <pic:nvPicPr>
-                    <pic:cNvPr id="0" name="Picture 10"/>
+                    <pic:cNvPr id="0" name="Picture 18"/>
                     <pic:cNvPicPr>
                       <a:picLocks noChangeAspect="1" noChangeArrowheads="1"/>
                     </pic:cNvPicPr>
@@ -8473,7 +8339,7 @@
                   <pic:spPr bwMode="auto">
                     <a:xfrm>
                       <a:off x="0" y="0"/>
-                      <a:ext cx="4308058" cy="1785254"/>
+                      <a:ext cx="4225752" cy="1750130"/>
                     </a:xfrm>
                     <a:prstGeom prst="rect">
                       <a:avLst/>
@@ -8834,6 +8700,7 @@
           <w:sz w:val="22"/>
           <w:szCs w:val="22"/>
         </w:rPr>
+        <w:lastRenderedPageBreak/>
         <w:t>3</w:t>
       </w:r>
       <w:r>
@@ -9697,16 +9564,13 @@
             </w:pPr>
             <w:r>
               <w:rPr>
-                <w:rFonts w:ascii="Tahoma" w:eastAsia="微软雅黑" w:hAnsi="Tahoma"/>
                 <w:noProof/>
-                <w:kern w:val="0"/>
-                <w:sz w:val="22"/>
               </w:rPr>
               <w:drawing>
-                <wp:inline distT="0" distB="0" distL="0" distR="0" wp14:anchorId="133BF54A" wp14:editId="73976F77">
-                  <wp:extent cx="4662027" cy="793094"/>
-                  <wp:effectExtent l="0" t="0" r="5715" b="7620"/>
-                  <wp:docPr id="1914237833" name="图片 1"/>
+                <wp:inline distT="0" distB="0" distL="0" distR="0" wp14:anchorId="46E87607" wp14:editId="62015760">
+                  <wp:extent cx="5274310" cy="899160"/>
+                  <wp:effectExtent l="0" t="0" r="2540" b="0"/>
+                  <wp:docPr id="776821190" name="图片 6"/>
                   <wp:cNvGraphicFramePr>
                     <a:graphicFrameLocks xmlns:a="http://schemas.openxmlformats.org/drawingml/2006/main" noChangeAspect="1"/>
                   </wp:cNvGraphicFramePr>
@@ -9735,7 +9599,7 @@
                         <pic:spPr bwMode="auto">
                           <a:xfrm>
                             <a:off x="0" y="0"/>
-                            <a:ext cx="4707548" cy="800838"/>
+                            <a:ext cx="5274310" cy="899160"/>
                           </a:xfrm>
                           <a:prstGeom prst="rect">
                             <a:avLst/>
@@ -9764,16 +9628,13 @@
             </w:pPr>
             <w:r>
               <w:rPr>
-                <w:rFonts w:ascii="Tahoma" w:eastAsia="微软雅黑" w:hAnsi="Tahoma"/>
                 <w:noProof/>
-                <w:kern w:val="0"/>
-                <w:sz w:val="22"/>
               </w:rPr>
               <w:drawing>
-                <wp:inline distT="0" distB="0" distL="0" distR="0" wp14:anchorId="71473D52" wp14:editId="068B1A53">
-                  <wp:extent cx="4676775" cy="759567"/>
-                  <wp:effectExtent l="0" t="0" r="0" b="2540"/>
-                  <wp:docPr id="2122194303" name="图片 2"/>
+                <wp:inline distT="0" distB="0" distL="0" distR="0" wp14:anchorId="22015E2E" wp14:editId="06B33A1F">
+                  <wp:extent cx="5274310" cy="855345"/>
+                  <wp:effectExtent l="0" t="0" r="2540" b="1905"/>
+                  <wp:docPr id="1704566530" name="图片 7"/>
                   <wp:cNvGraphicFramePr>
                     <a:graphicFrameLocks xmlns:a="http://schemas.openxmlformats.org/drawingml/2006/main" noChangeAspect="1"/>
                   </wp:cNvGraphicFramePr>
@@ -9802,7 +9663,7 @@
                         <pic:spPr bwMode="auto">
                           <a:xfrm>
                             <a:off x="0" y="0"/>
-                            <a:ext cx="4750776" cy="771586"/>
+                            <a:ext cx="5274310" cy="855345"/>
                           </a:xfrm>
                           <a:prstGeom prst="rect">
                             <a:avLst/>
@@ -10904,7 +10765,7 @@
         <w:adjustRightInd w:val="0"/>
         <w:snapToGrid w:val="0"/>
         <w:spacing w:after="200"/>
-        <w:jc w:val="left"/>
+        <w:jc w:val="center"/>
         <w:rPr>
           <w:rFonts w:ascii="Tahoma" w:eastAsia="微软雅黑" w:hAnsi="Tahoma"/>
           <w:kern w:val="0"/>
@@ -10916,10 +10777,10 @@
           <w:noProof/>
         </w:rPr>
         <w:drawing>
-          <wp:inline distT="0" distB="0" distL="0" distR="0" wp14:anchorId="6B8CBE66" wp14:editId="421A1EA9">
-            <wp:extent cx="5274310" cy="3086735"/>
-            <wp:effectExtent l="0" t="0" r="2540" b="0"/>
-            <wp:docPr id="1" name="图片 1"/>
+          <wp:inline distT="0" distB="0" distL="0" distR="0" wp14:anchorId="3522F437" wp14:editId="7A6CC65A">
+            <wp:extent cx="4762500" cy="2781300"/>
+            <wp:effectExtent l="0" t="0" r="0" b="0"/>
+            <wp:docPr id="1946954" name="图片 8"/>
             <wp:cNvGraphicFramePr>
               <a:graphicFrameLocks xmlns:a="http://schemas.openxmlformats.org/drawingml/2006/main" noChangeAspect="1"/>
             </wp:cNvGraphicFramePr>
@@ -10927,13 +10788,13 @@
               <a:graphicData uri="http://schemas.openxmlformats.org/drawingml/2006/picture">
                 <pic:pic xmlns:pic="http://schemas.openxmlformats.org/drawingml/2006/picture">
                   <pic:nvPicPr>
-                    <pic:cNvPr id="0" name="Picture 4"/>
+                    <pic:cNvPr id="0" name="Picture 24"/>
                     <pic:cNvPicPr>
                       <a:picLocks noChangeAspect="1" noChangeArrowheads="1"/>
                     </pic:cNvPicPr>
                   </pic:nvPicPr>
                   <pic:blipFill>
-                    <a:blip r:embed="rId32" cstate="print">
+                    <a:blip r:embed="rId32">
                       <a:extLst>
                         <a:ext uri="{28A0092B-C50C-407E-A947-70E740481C1C}">
                           <a14:useLocalDpi xmlns:a14="http://schemas.microsoft.com/office/drawing/2010/main" val="0"/>
@@ -10948,7 +10809,7 @@
                   <pic:spPr bwMode="auto">
                     <a:xfrm>
                       <a:off x="0" y="0"/>
-                      <a:ext cx="5274310" cy="3086735"/>
+                      <a:ext cx="4762500" cy="2781300"/>
                     </a:xfrm>
                     <a:prstGeom prst="rect">
                       <a:avLst/>
